--- a/public/templates/qd-giao-nhiem-vu-tvtk_tha.docx
+++ b/public/templates/qd-giao-nhiem-vu-tvtk_tha.docx
@@ -1,5 +1,99 @@
 
-<file path=word/document.xml><?xml version="1.0" encoding="utf-8"?>
+<file path=customXml\item1.xml><?xml version="1.0" encoding="utf-8"?>
+<b:Sources xmlns:b="http://schemas.openxmlformats.org/officeDocument/2006/bibliography" xmlns="http://schemas.openxmlformats.org/officeDocument/2006/bibliography" SelectedStyle="/APA.XSL" StyleName="APA"/>
+</file>
+
+<file path=customXml\itemProps1.xml><?xml version="1.0" encoding="utf-8"?>
+<ds:datastoreItem xmlns:ds="http://schemas.openxmlformats.org/officeDocument/2006/customXml" ds:itemID="{EF278816-EC6F-A645-907D-7F25AECB1D4A}">
+  <ds:schemaRefs>
+    <ds:schemaRef ds:uri="http://schemas.openxmlformats.org/officeDocument/2006/bibliography"/>
+  </ds:schemaRefs>
+</ds:datastoreItem>
+</file>
+
+<file path=docProps\app.xml><?xml version="1.0" encoding="utf-8"?>
+<Properties xmlns="http://schemas.openxmlformats.org/officeDocument/2006/extended-properties" xmlns:vt="http://schemas.openxmlformats.org/officeDocument/2006/docPropsVTypes">
+  <Template>Normal.dotm</Template>
+  <TotalTime>21</TotalTime>
+  <Pages>3</Pages>
+  <Words>700</Words>
+  <Characters>3992</Characters>
+  <Application>Microsoft Office Word</Application>
+  <DocSecurity>0</DocSecurity>
+  <Lines>33</Lines>
+  <Paragraphs>9</Paragraphs>
+  <ScaleCrop>false</ScaleCrop>
+  <HeadingPairs>
+    <vt:vector size="2" baseType="variant">
+      <vt:variant>
+        <vt:lpstr>Title</vt:lpstr>
+      </vt:variant>
+      <vt:variant>
+        <vt:i4>1</vt:i4>
+      </vt:variant>
+    </vt:vector>
+  </HeadingPairs>
+  <TitlesOfParts>
+    <vt:vector size="1" baseType="lpstr">
+      <vt:lpstr/>
+    </vt:vector>
+  </TitlesOfParts>
+  <Manager/>
+  <Company/>
+  <LinksUpToDate>false</LinksUpToDate>
+  <CharactersWithSpaces>4683</CharactersWithSpaces>
+  <SharedDoc>false</SharedDoc>
+  <HyperlinkBase/>
+  <HyperlinksChanged>false</HyperlinksChanged>
+  <AppVersion>16.0000</AppVersion>
+</Properties>
+</file>
+
+<file path=docProps\core.xml><?xml version="1.0" encoding="utf-8"?>
+<cp:coreProperties xmlns:cp="http://schemas.openxmlformats.org/package/2006/metadata/core-properties" xmlns:dc="http://purl.org/dc/elements/1.1/" xmlns:dcterms="http://purl.org/dc/terms/" xmlns:dcmitype="http://purl.org/dc/dcmitype/" xmlns:xsi="http://www.w3.org/2001/XMLSchema-instance">
+  <dc:title/>
+  <dc:subject/>
+  <dc:creator>python-docx</dc:creator>
+  <cp:keywords/>
+  <dc:description>generated by python-docx</dc:description>
+  <cp:lastModifiedBy>Phương Đỗ Minh</cp:lastModifiedBy>
+  <cp:revision>14</cp:revision>
+  <dcterms:created xsi:type="dcterms:W3CDTF">2013-12-23T23:15:00Z</dcterms:created>
+  <dcterms:modified xsi:type="dcterms:W3CDTF">2026-07-23T10:28:00Z</dcterms:modified>
+  <cp:category/>
+</cp:coreProperties>
+</file>
+
+<file path=docProps\custom.xml><?xml version="1.0" encoding="utf-8"?>
+<Properties xmlns="http://schemas.openxmlformats.org/officeDocument/2006/custom-properties" xmlns:vt="http://schemas.openxmlformats.org/officeDocument/2006/docPropsVTypes">
+  <property fmtid="{D5CDD505-2E9C-101B-9397-08002B2CF9AE}" pid="2" name="MSIP_Label_defa4170-0d19-0005-0004-bc88714345d2_Enabled">
+    <vt:lpwstr>true</vt:lpwstr>
+  </property>
+  <property fmtid="{D5CDD505-2E9C-101B-9397-08002B2CF9AE}" pid="3" name="MSIP_Label_defa4170-0d19-0005-0004-bc88714345d2_SetDate">
+    <vt:lpwstr>2026-07-23T09:57:24Z</vt:lpwstr>
+  </property>
+  <property fmtid="{D5CDD505-2E9C-101B-9397-08002B2CF9AE}" pid="4" name="MSIP_Label_defa4170-0d19-0005-0004-bc88714345d2_Method">
+    <vt:lpwstr>Standard</vt:lpwstr>
+  </property>
+  <property fmtid="{D5CDD505-2E9C-101B-9397-08002B2CF9AE}" pid="5" name="MSIP_Label_defa4170-0d19-0005-0004-bc88714345d2_Name">
+    <vt:lpwstr>defa4170-0d19-0005-0004-bc88714345d2</vt:lpwstr>
+  </property>
+  <property fmtid="{D5CDD505-2E9C-101B-9397-08002B2CF9AE}" pid="6" name="MSIP_Label_defa4170-0d19-0005-0004-bc88714345d2_SiteId">
+    <vt:lpwstr>6e8d75a1-703a-4f22-b366-775bd30bead6</vt:lpwstr>
+  </property>
+  <property fmtid="{D5CDD505-2E9C-101B-9397-08002B2CF9AE}" pid="7" name="MSIP_Label_defa4170-0d19-0005-0004-bc88714345d2_ActionId">
+    <vt:lpwstr>35543e5e-702b-4d73-8086-294233799fa3</vt:lpwstr>
+  </property>
+  <property fmtid="{D5CDD505-2E9C-101B-9397-08002B2CF9AE}" pid="8" name="MSIP_Label_defa4170-0d19-0005-0004-bc88714345d2_ContentBits">
+    <vt:lpwstr>0</vt:lpwstr>
+  </property>
+  <property fmtid="{D5CDD505-2E9C-101B-9397-08002B2CF9AE}" pid="9" name="MSIP_Label_defa4170-0d19-0005-0004-bc88714345d2_Tag">
+    <vt:lpwstr>10, 3, 0, 1</vt:lpwstr>
+  </property>
+</Properties>
+</file>
+
+<file path=word\document.xml><?xml version="1.0" encoding="utf-8"?>
 <w:document xmlns:wpc="http://schemas.microsoft.com/office/word/2010/wordprocessingCanvas" xmlns:cx="http://schemas.microsoft.com/office/drawing/2014/chartex" xmlns:cx1="http://schemas.microsoft.com/office/drawing/2015/9/8/chartex" xmlns:cx2="http://schemas.microsoft.com/office/drawing/2015/10/21/chartex" xmlns:cx3="http://schemas.microsoft.com/office/drawing/2016/5/9/chartex" xmlns:cx4="http://schemas.microsoft.com/office/drawing/2016/5/10/chartex" xmlns:cx5="http://schemas.microsoft.com/office/drawing/2016/5/11/chartex" xmlns:cx6="http://schemas.microsoft.com/office/drawing/2016/5/12/chartex" xmlns:cx7="http://schemas.microsoft.com/office/drawing/2016/5/13/chartex" xmlns:cx8="http://schemas.microsoft.com/office/drawing/2016/5/14/chartex" xmlns:mc="http://schemas.openxmlformats.org/markup-compatibility/2006" xmlns:aink="http://schemas.microsoft.com/office/drawing/2016/ink" xmlns:am3d="http://schemas.microsoft.com/office/drawing/2017/model3d" xmlns:o="urn:schemas-microsoft-com:office:office" xmlns:oel="http://schemas.microsoft.com/office/2019/extlst" xmlns:r="http://schemas.openxmlformats.org/officeDocument/2006/relationships" xmlns:m="http://schemas.openxmlformats.org/officeDocument/2006/math" xmlns:v="urn:schemas-microsoft-com:vml" xmlns:wp14="http://schemas.microsoft.com/office/word/2010/wordprocessingDrawing" xmlns:wp="http://schemas.openxmlformats.org/drawingml/2006/wordprocessingDrawing" xmlns:w10="urn:schemas-microsoft-com:office:word" xmlns:w="http://schemas.openxmlformats.org/wordprocessingml/2006/main" xmlns:w14="http://schemas.microsoft.com/office/word/2010/wordml" xmlns:w15="http://schemas.microsoft.com/office/word/2012/wordml" xmlns:w16cex="http://schemas.microsoft.com/office/word/2018/wordml/cex" xmlns:w16cid="http://schemas.microsoft.com/office/word/2016/wordml/cid" xmlns:w16="http://schemas.microsoft.com/office/word/2018/wordml" xmlns:w16du="http://schemas.microsoft.com/office/word/2023/wordml/word16du" xmlns:w16sdtdh="http://schemas.microsoft.com/office/word/2020/wordml/sdtdatahash" xmlns:w16sdtfl="http://schemas.microsoft.com/office/word/2024/wordml/sdtformatlock" xmlns:w16se="http://schemas.microsoft.com/office/word/2015/wordml/symex" xmlns:wpg="http://schemas.microsoft.com/office/word/2010/wordprocessingGroup" xmlns:wpi="http://schemas.microsoft.com/office/word/2010/wordprocessingInk" xmlns:wne="http://schemas.microsoft.com/office/word/2006/wordml" xmlns:wps="http://schemas.microsoft.com/office/word/2010/wordprocessingShape" mc:Ignorable="w14 w15 w16se w16cid w16 w16cex w16sdtdh w16sdtfl w16du wp14">
   <w:body>
     <w:tbl>
@@ -298,21 +392,7 @@
                 <w:iCs/>
                 <w:szCs w:val="26"/>
               </w:rPr>
-              <w:t>Số:</w:t>
-            </w:r>
-            <w:r>
-              <w:rPr>
-                <w:iCs/>
-                <w:szCs w:val="26"/>
-              </w:rPr>
-              <w:t xml:space="preserve">     </w:t>
-            </w:r>
-            <w:r>
-              <w:rPr>
-                <w:iCs/>
-                <w:szCs w:val="26"/>
-              </w:rPr>
-              <w:t>/QĐ-NPSC</w:t>
+              <w:t>Số: {so_qd}/QĐ-NPSC</w:t>
             </w:r>
           </w:p>
         </w:tc>
@@ -334,42 +414,7 @@
                 <w:i/>
                 <w:szCs w:val="26"/>
               </w:rPr>
-              <w:t>Hà Nội, ngày</w:t>
-            </w:r>
-            <w:r>
-              <w:rPr>
-                <w:i/>
-                <w:szCs w:val="26"/>
-              </w:rPr>
-              <w:t xml:space="preserve">    </w:t>
-            </w:r>
-            <w:r>
-              <w:rPr>
-                <w:i/>
-                <w:szCs w:val="26"/>
-              </w:rPr>
-              <w:t>tháng</w:t>
-            </w:r>
-            <w:r>
-              <w:rPr>
-                <w:i/>
-                <w:szCs w:val="26"/>
-              </w:rPr>
-              <w:t xml:space="preserve">    </w:t>
-            </w:r>
-            <w:r>
-              <w:rPr>
-                <w:i/>
-                <w:szCs w:val="26"/>
-              </w:rPr>
-              <w:t>năm 202</w:t>
-            </w:r>
-            <w:r>
-              <w:rPr>
-                <w:i/>
-                <w:szCs w:val="26"/>
-              </w:rPr>
-              <w:t>6</w:t>
+              <w:t>Hà Nội, {ngay_ban_hanh_chu}</w:t>
             </w:r>
           </w:p>
         </w:tc>
@@ -424,7 +469,7 @@
           <w:color w:val="CC0000"/>
           <w:szCs w:val="26"/>
         </w:rPr>
-        <w:t>[Tên Xí Nghiệp Dịch vụ Điện lực Tỉnh/Thành phố]</w:t>
+        <w:t>{ten_xi_nghiep}</w:t>
       </w:r>
       <w:r>
         <w:rPr>
@@ -440,7 +485,7 @@
           <w:szCs w:val="26"/>
         </w:rPr>
         <w:br/>
-        <w:t xml:space="preserve">ĐTXD năm 2027 - Công ty Điện lực </w:t>
+        <w:t xml:space="preserve">ĐTXD năm {nam_ke_hoach} - Công ty Điện lực </w:t>
       </w:r>
       <w:r>
         <w:rPr>
@@ -448,7 +493,7 @@
           <w:color w:val="CC0000"/>
           <w:szCs w:val="26"/>
         </w:rPr>
-        <w:t>[Tên Công ty Điện lực Tỉnh]</w:t>
+        <w:t>{ten_pc_tinh}</w:t>
       </w:r>
     </w:p>
     <w:p>
@@ -493,7 +538,7 @@
           <w:i/>
           <w:color w:val="CC0000"/>
         </w:rPr>
-        <w:t>[Số QĐ thành lập XN - Ví dụ: 4147/QĐ-EVNNPC]</w:t>
+        <w:t>{so_qd_thanh_lap_xn}</w:t>
       </w:r>
       <w:r>
         <w:rPr>
@@ -506,7 +551,7 @@
           <w:i/>
           <w:color w:val="CC0000"/>
         </w:rPr>
-        <w:t>[Ngày/Tháng/Năm]</w:t>
+        <w:t>{ngay_qd_thanh_lap_xn}</w:t>
       </w:r>
       <w:r>
         <w:rPr>
@@ -519,7 +564,7 @@
           <w:i/>
           <w:color w:val="CC0000"/>
         </w:rPr>
-        <w:t>[Tên Xí Nghiệp]</w:t>
+        <w:t>{ten_xi_nghiep}</w:t>
       </w:r>
       <w:r>
         <w:rPr>
@@ -558,7 +603,7 @@
           <w:i/>
           <w:color w:val="CC0000"/>
         </w:rPr>
-        <w:t>[Số QĐ tạm giao kế hoạch vốn - Ví dụ: 708/QĐ-EVNNPC]</w:t>
+        <w:t>{so_qd_tam_giao_khv}</w:t>
       </w:r>
       <w:r>
         <w:rPr>
@@ -571,20 +616,20 @@
           <w:i/>
           <w:color w:val="CC0000"/>
         </w:rPr>
-        <w:t>[Ngày/Tháng/Năm]</w:t>
+        <w:t>{ngay_qd_tam_giao_khv}</w:t>
       </w:r>
       <w:r>
         <w:rPr>
           <w:i/>
         </w:rPr>
-        <w:t xml:space="preserve"> về việc duyệt danh mục và tạm giao kế hoạch vốn công trình ĐTXD năm 2027 cho Công ty Điện lực </w:t>
+        <w:t xml:space="preserve"> về việc duyệt danh mục và tạm giao kế hoạch vốn công trình ĐTXD năm {nam_ke_hoach} cho Công ty Điện lực </w:t>
       </w:r>
       <w:r>
         <w:rPr>
           <w:i/>
           <w:color w:val="CC0000"/>
         </w:rPr>
-        <w:t>[Tên Công ty Điện lực Tỉnh]</w:t>
+        <w:t>{ten_pc_tinh}</w:t>
       </w:r>
       <w:r>
         <w:rPr>
@@ -662,7 +707,7 @@
           <w:b/>
           <w:color w:val="CC0000"/>
         </w:rPr>
-        <w:t>[Tên Xí Nghiệp]</w:t>
+        <w:t>{ten_xi_nghiep}</w:t>
       </w:r>
       <w:r>
         <w:t xml:space="preserve"> để triển khai thực hiện gói thầu </w:t>
@@ -672,17 +717,17 @@
           <w:b/>
           <w:color w:val="CC0000"/>
         </w:rPr>
-        <w:t>[Khảo sát, tư vấn thiết kế / Tư vấn giám sát]</w:t>
+        <w:t>{ten_goi_thau}</w:t>
       </w:r>
       <w:r>
-        <w:t xml:space="preserve"> đối với các công trình theo kế hoạch ĐTXD năm 2027 của Công ty Điện lực </w:t>
+        <w:t xml:space="preserve"> đối với các công trình theo kế hoạch ĐTXD năm {nam_ke_hoach} của Công ty Điện lực </w:t>
       </w:r>
       <w:r>
         <w:rPr>
           <w:b/>
           <w:color w:val="CC0000"/>
         </w:rPr>
-        <w:t>[Tên Công ty Điện lực Tỉnh]</w:t>
+        <w:t>{ten_pc_tinh}</w:t>
       </w:r>
       <w:r>
         <w:t xml:space="preserve"> với số tiền tạm ứng lần 1 cụ thể như sau:</w:t>
@@ -709,7 +754,7 @@
           <w:b/>
           <w:color w:val="CC0000"/>
         </w:rPr>
-        <w:t>[Số tiền tạm ứng bằng số - Ví dụ: 786.000.000]</w:t>
+        <w:t>{so_tien_tam_ung}</w:t>
       </w:r>
       <w:r>
         <w:t xml:space="preserve"> đồng.</w:t>
@@ -737,7 +782,7 @@
           <w:i/>
           <w:color w:val="CC0000"/>
         </w:rPr>
-        <w:t>[Số tiền tạm ứng bằng chữ - Ví dụ: Bảy trăm tám mươi sáu triệu]</w:t>
+        <w:t>{so_tien_tam_ung_chu}</w:t>
       </w:r>
       <w:r>
         <w:t xml:space="preserve"> đồng chẵn.</w:t>
@@ -779,7 +824,7 @@
         <w:rPr>
           <w:color w:val="CC0000"/>
         </w:rPr>
-        <w:t>[Tên Xí Nghiệp]</w:t>
+        <w:t>{ten_xi_nghiep}</w:t>
       </w:r>
       <w:r>
         <w:t xml:space="preserve"> chủ động phối hợp với Công ty Điện lực </w:t>
@@ -788,7 +833,7 @@
         <w:rPr>
           <w:color w:val="CC0000"/>
         </w:rPr>
-        <w:t>[Tên Công ty Điện lực Tỉnh]</w:t>
+        <w:t>{ten_pc_tinh}</w:t>
       </w:r>
       <w:r>
         <w:t xml:space="preserve"> thống nhất tiến độ triển khai gói thầu; khẩn trương lập bảng tiến độ chi tiết và có văn bản cam kết thực hiện đúng tiến độ yêu cầu gửi về Công ty trong thời hạn chậm nhất </w:t>
@@ -830,7 +875,7 @@
         <w:rPr>
           <w:color w:val="CC0000"/>
         </w:rPr>
-        <w:t>[Tên Công ty Điện lực Tỉnh]</w:t>
+        <w:t>{ten_pc_tinh}</w:t>
       </w:r>
       <w:r>
         <w:t xml:space="preserve"> để thực hiện các thủ tục thương thảo, ký kết hợp đồng; tổ chức thực hiện công tác khảo sát hiện trường, lập hồ sơ Thiết kế đảm bảo chất lượng và đúng tiến độ yêu cầu; tuân thủ các quy định hiện hành của pháp luật, quy định của Tập đoàn Điện lực Việt Nam (EVN) và Tổng công ty Điện lực miền Bắc (EVNNPC).</w:t>
@@ -858,7 +903,7 @@
         <w:rPr>
           <w:color w:val="CC0000"/>
         </w:rPr>
-        <w:t>[Tên Công ty Điện lực Tỉnh]</w:t>
+        <w:t>{ten_pc_tinh}</w:t>
       </w:r>
       <w:r>
         <w:t xml:space="preserve"> và Tổng công ty Điện lực miền Bắc (nếu có).</w:t>
@@ -902,7 +947,7 @@
           <w:b/>
           <w:color w:val="CC0000"/>
         </w:rPr>
-        <w:t>[Tên Xí Nghiệp]</w:t>
+        <w:t>{ten_xi_nghiep}</w:t>
       </w:r>
       <w:r>
         <w:t xml:space="preserve"> căn cứ Quyết định thi hành./.</w:t>
@@ -1009,7 +1054,7 @@
                 <w:color w:val="CC0000"/>
                 <w:sz w:val="22"/>
               </w:rPr>
-              <w:t>[Tên Tỉnh]</w:t>
+              <w:t>{ten_tinh}</w:t>
             </w:r>
             <w:r>
               <w:rPr>
@@ -1157,7 +1202,7 @@
           <w:color w:val="auto"/>
           <w:sz w:val="22"/>
         </w:rPr>
-        <w:t>(Kèm theo Quyết định số:       /QĐ-NPSC ngày      tháng     năm 2026</w:t>
+        <w:t>(Kèm theo Quyết định số: {so_qd}/QĐ-NPSC ngày {ngay_ban_hanh_chu}</w:t>
       </w:r>
       <w:r>
         <w:rPr>
@@ -1544,7 +1589,7 @@
                 <w:color w:val="CC0000"/>
                 <w:sz w:val="22"/>
               </w:rPr>
-              <w:t>[Tổng TMĐT]</w:t>
+              <w:t>{tong_tmdt}</w:t>
             </w:r>
           </w:p>
         </w:tc>
@@ -1622,7 +1667,7 @@
                 <w:color w:val="CC0000"/>
                 <w:sz w:val="22"/>
               </w:rPr>
-              <w:t>[Tổng Giá trị HĐ]</w:t>
+              <w:t>{tong_gia_tri_hd}</w:t>
             </w:r>
           </w:p>
         </w:tc>
@@ -1650,7 +1695,7 @@
                 <w:color w:val="CC0000"/>
                 <w:sz w:val="22"/>
               </w:rPr>
-              <w:t>[Tổng Chi phí L1]</w:t>
+              <w:t>{tong_chi_phi_l1}</w:t>
             </w:r>
           </w:p>
         </w:tc>
@@ -1737,7 +1782,7 @@
                 <w:color w:val="CC0000"/>
                 <w:sz w:val="22"/>
               </w:rPr>
-              <w:t>Nâng cao năng lực vận hành lưới điện trung hạ áp khu vực [Tên Khu vực/Huyện] năm 2027</w:t>
+              <w:t>Nâng cao năng lực vận hành lưới điện trung hạ áp khu vực {ct_khu_vuc} năm {nam_ke_hoach}</w:t>
             </w:r>
             <w:r>
               <w:rPr>
@@ -1746,7 +1791,7 @@
                 <w:sz w:val="22"/>
               </w:rPr>
               <w:br/>
-              <w:t>(Ví dụ mẫu dựa trên nguồn tài liệu Bắc Ninh [6])</w:t>
+              <w:t/>
             </w:r>
           </w:p>
         </w:tc>
@@ -1773,7 +1818,7 @@
                 <w:color w:val="CC0000"/>
                 <w:sz w:val="22"/>
               </w:rPr>
-              <w:t>- Xây dựng mới [Số km, loại dây/cáp] ĐZ trung thế...</w:t>
+              <w:t>- Xây dựng mới {ct_quy_mo_dz_trung} ĐZ trung thế...</w:t>
             </w:r>
             <w:r>
               <w:rPr>
@@ -1781,7 +1826,7 @@
                 <w:sz w:val="22"/>
               </w:rPr>
               <w:br/>
-              <w:t>- Xây dựng mới [Số lượng, công suất] TBA...</w:t>
+              <w:t>- Xây dựng mới {ct_quy_mo_tba} TBA...</w:t>
             </w:r>
             <w:r>
               <w:rPr>
@@ -1789,7 +1834,7 @@
                 <w:sz w:val="22"/>
               </w:rPr>
               <w:br/>
-              <w:t>- Xây dựng mới và cải tạo [Số km] ĐZ hạ thế 0.4kV...</w:t>
+              <w:t>- Xây dựng mới và cải tạo {ct_quy_mo_dz_ha} ĐZ hạ thế 0.4kV...</w:t>
             </w:r>
           </w:p>
         </w:tc>
@@ -1818,7 +1863,7 @@
                 <w:color w:val="CC0000"/>
                 <w:sz w:val="22"/>
               </w:rPr>
-              <w:t>[Số TMĐT - Ví dụ: 18.514]</w:t>
+              <w:t>{ct_tmdt}</w:t>
             </w:r>
           </w:p>
         </w:tc>
@@ -1847,7 +1892,7 @@
                 <w:color w:val="CC0000"/>
                 <w:sz w:val="22"/>
               </w:rPr>
-              <w:t>[Đánh dấu X - Ví dụ: TVTK]</w:t>
+              <w:t>{ct_danh_dau_goi}</w:t>
             </w:r>
           </w:p>
         </w:tc>
@@ -1872,7 +1917,7 @@
                 <w:color w:val="CC0000"/>
                 <w:sz w:val="22"/>
               </w:rPr>
-              <w:t>[Đánh dấu X - Ví dụ: TVTK]</w:t>
+              <w:t>{ct_danh_dau_goi}</w:t>
             </w:r>
           </w:p>
         </w:tc>
@@ -1901,7 +1946,7 @@
                 <w:color w:val="CC0000"/>
                 <w:sz w:val="22"/>
               </w:rPr>
-              <w:t>[Số tiền - Ví dụ: 555.420.000]</w:t>
+              <w:t>{ct_gia_tri_hd}</w:t>
             </w:r>
           </w:p>
         </w:tc>
@@ -1930,7 +1975,7 @@
                 <w:color w:val="CC0000"/>
                 <w:sz w:val="22"/>
               </w:rPr>
-              <w:t>[Số tiền - Ví dụ: 55.000.000]</w:t>
+              <w:t>{ct_chi_phi_l1}</w:t>
             </w:r>
           </w:p>
         </w:tc>
@@ -1959,7 +2004,7 @@
                 <w:color w:val="CC0000"/>
                 <w:sz w:val="22"/>
               </w:rPr>
-              <w:t>[Tiến độ HT - Ví dụ: 31/3/2027]</w:t>
+              <w:t>{ct_tien_do}</w:t>
             </w:r>
           </w:p>
         </w:tc>
@@ -1982,7 +2027,76 @@
 </w:document>
 </file>
 
-<file path=word/numbering.xml><?xml version="1.0" encoding="utf-8"?>
+<file path=word\fontTable.xml><?xml version="1.0" encoding="utf-8"?>
+<w:fonts xmlns:mc="http://schemas.openxmlformats.org/markup-compatibility/2006" xmlns:r="http://schemas.openxmlformats.org/officeDocument/2006/relationships" xmlns:w="http://schemas.openxmlformats.org/wordprocessingml/2006/main" xmlns:w14="http://schemas.microsoft.com/office/word/2010/wordml" xmlns:w15="http://schemas.microsoft.com/office/word/2012/wordml" xmlns:w16cex="http://schemas.microsoft.com/office/word/2018/wordml/cex" xmlns:w16cid="http://schemas.microsoft.com/office/word/2016/wordml/cid" xmlns:w16="http://schemas.microsoft.com/office/word/2018/wordml" xmlns:w16du="http://schemas.microsoft.com/office/word/2023/wordml/word16du" xmlns:w16sdtdh="http://schemas.microsoft.com/office/word/2020/wordml/sdtdatahash" xmlns:w16sdtfl="http://schemas.microsoft.com/office/word/2024/wordml/sdtformatlock" xmlns:w16se="http://schemas.microsoft.com/office/word/2015/wordml/symex" mc:Ignorable="w14 w15 w16se w16cid w16 w16cex w16sdtdh w16sdtfl w16du">
+  <w:font w:name="Symbol">
+    <w:panose1 w:val="05050102010706020507"/>
+    <w:charset w:val="02"/>
+    <w:family w:val="roman"/>
+    <w:pitch w:val="variable"/>
+    <w:sig w:usb0="00000000" w:usb1="10000000" w:usb2="00000000" w:usb3="00000000" w:csb0="80000000" w:csb1="00000000"/>
+  </w:font>
+  <w:font w:name="Times New Roman">
+    <w:panose1 w:val="02020603050405020304"/>
+    <w:charset w:val="00"/>
+    <w:family w:val="roman"/>
+    <w:pitch w:val="variable"/>
+    <w:sig w:usb0="E0002EFF" w:usb1="C000785B" w:usb2="00000009" w:usb3="00000000" w:csb0="000001FF" w:csb1="00000000"/>
+  </w:font>
+  <w:font w:name="MS Mincho">
+    <w:panose1 w:val="02020609040205080304"/>
+    <w:charset w:val="80"/>
+    <w:family w:val="modern"/>
+    <w:pitch w:val="fixed"/>
+    <w:sig w:usb0="E00002FF" w:usb1="6AC7FDFB" w:usb2="08000012" w:usb3="00000000" w:csb0="0002009F" w:csb1="00000000"/>
+  </w:font>
+  <w:font w:name="Courier New">
+    <w:panose1 w:val="02070309020205020404"/>
+    <w:charset w:val="00"/>
+    <w:family w:val="modern"/>
+    <w:pitch w:val="fixed"/>
+    <w:sig w:usb0="E0002EFF" w:usb1="C0007843" w:usb2="00000009" w:usb3="00000000" w:csb0="000001FF" w:csb1="00000000"/>
+  </w:font>
+  <w:font w:name="Wingdings">
+    <w:panose1 w:val="05000000000000000000"/>
+    <w:charset w:val="02"/>
+    <w:family w:val="auto"/>
+    <w:pitch w:val="variable"/>
+    <w:sig w:usb0="00000000" w:usb1="10000000" w:usb2="00000000" w:usb3="00000000" w:csb0="80000000" w:csb1="00000000"/>
+  </w:font>
+  <w:font w:name="Cambria">
+    <w:panose1 w:val="02040503050406030204"/>
+    <w:charset w:val="00"/>
+    <w:family w:val="roman"/>
+    <w:pitch w:val="variable"/>
+    <w:sig w:usb0="E00006FF" w:usb1="420024FF" w:usb2="02000000" w:usb3="00000000" w:csb0="0000019F" w:csb1="00000000"/>
+  </w:font>
+  <w:font w:name="Calibri">
+    <w:panose1 w:val="020F0502020204030204"/>
+    <w:charset w:val="00"/>
+    <w:family w:val="swiss"/>
+    <w:pitch w:val="variable"/>
+    <w:sig w:usb0="E4002EFF" w:usb1="C200247B" w:usb2="00000009" w:usb3="00000000" w:csb0="000001FF" w:csb1="00000000"/>
+  </w:font>
+  <w:font w:name="MS Gothic">
+    <w:altName w:val="ＭＳ ゴシック"/>
+    <w:panose1 w:val="020B0609070205080204"/>
+    <w:charset w:val="80"/>
+    <w:family w:val="modern"/>
+    <w:pitch w:val="fixed"/>
+    <w:sig w:usb0="E00002FF" w:usb1="6AC7FDFB" w:usb2="08000012" w:usb3="00000000" w:csb0="0002009F" w:csb1="00000000"/>
+  </w:font>
+  <w:font w:name="Courier">
+    <w:panose1 w:val="02070409020205020404"/>
+    <w:charset w:val="00"/>
+    <w:family w:val="auto"/>
+    <w:pitch w:val="variable"/>
+    <w:sig w:usb0="00000003" w:usb1="00000000" w:usb2="00000000" w:usb3="00000000" w:csb0="00000001" w:csb1="00000000"/>
+  </w:font>
+</w:fonts>
+</file>
+
+<file path=word\numbering.xml><?xml version="1.0" encoding="utf-8"?>
 <w:numbering xmlns:wpc="http://schemas.microsoft.com/office/word/2010/wordprocessingCanvas" xmlns:cx="http://schemas.microsoft.com/office/drawing/2014/chartex" xmlns:cx1="http://schemas.microsoft.com/office/drawing/2015/9/8/chartex" xmlns:cx2="http://schemas.microsoft.com/office/drawing/2015/10/21/chartex" xmlns:cx3="http://schemas.microsoft.com/office/drawing/2016/5/9/chartex" xmlns:cx4="http://schemas.microsoft.com/office/drawing/2016/5/10/chartex" xmlns:cx5="http://schemas.microsoft.com/office/drawing/2016/5/11/chartex" xmlns:cx6="http://schemas.microsoft.com/office/drawing/2016/5/12/chartex" xmlns:cx7="http://schemas.microsoft.com/office/drawing/2016/5/13/chartex" xmlns:cx8="http://schemas.microsoft.com/office/drawing/2016/5/14/chartex" xmlns:mc="http://schemas.openxmlformats.org/markup-compatibility/2006" xmlns:aink="http://schemas.microsoft.com/office/drawing/2016/ink" xmlns:am3d="http://schemas.microsoft.com/office/drawing/2017/model3d" xmlns:o="urn:schemas-microsoft-com:office:office" xmlns:oel="http://schemas.microsoft.com/office/2019/extlst" xmlns:r="http://schemas.openxmlformats.org/officeDocument/2006/relationships" xmlns:m="http://schemas.openxmlformats.org/officeDocument/2006/math" xmlns:v="urn:schemas-microsoft-com:vml" xmlns:wp14="http://schemas.microsoft.com/office/word/2010/wordprocessingDrawing" xmlns:wp="http://schemas.openxmlformats.org/drawingml/2006/wordprocessingDrawing" xmlns:w10="urn:schemas-microsoft-com:office:word" xmlns:w="http://schemas.openxmlformats.org/wordprocessingml/2006/main" xmlns:w14="http://schemas.microsoft.com/office/word/2010/wordml" xmlns:w15="http://schemas.microsoft.com/office/word/2012/wordml" xmlns:w16cex="http://schemas.microsoft.com/office/word/2018/wordml/cex" xmlns:w16cid="http://schemas.microsoft.com/office/word/2016/wordml/cid" xmlns:w16="http://schemas.microsoft.com/office/word/2018/wordml" xmlns:w16du="http://schemas.microsoft.com/office/word/2023/wordml/word16du" xmlns:w16sdtdh="http://schemas.microsoft.com/office/word/2020/wordml/sdtdatahash" xmlns:w16sdtfl="http://schemas.microsoft.com/office/word/2024/wordml/sdtformatlock" xmlns:w16se="http://schemas.microsoft.com/office/word/2015/wordml/symex" xmlns:wpg="http://schemas.microsoft.com/office/word/2010/wordprocessingGroup" xmlns:wpi="http://schemas.microsoft.com/office/word/2010/wordprocessingInk" xmlns:wne="http://schemas.microsoft.com/office/word/2006/wordml" xmlns:wps="http://schemas.microsoft.com/office/word/2010/wordprocessingShape" mc:Ignorable="w14 w15 w16se w16cid w16 w16cex w16sdtdh w16sdtfl w16du wp14">
   <w:abstractNum w:abstractNumId="0" w15:restartNumberingAfterBreak="0">
     <w:nsid w:val="FFFFFF7C"/>
@@ -2302,7 +2416,74 @@
 </w:numbering>
 </file>
 
-<file path=word/styles.xml><?xml version="1.0" encoding="utf-8"?>
+<file path=word\settings.xml><?xml version="1.0" encoding="utf-8"?>
+<w:settings xmlns:mc="http://schemas.openxmlformats.org/markup-compatibility/2006" xmlns:o="urn:schemas-microsoft-com:office:office" xmlns:r="http://schemas.openxmlformats.org/officeDocument/2006/relationships" xmlns:m="http://schemas.openxmlformats.org/officeDocument/2006/math" xmlns:v="urn:schemas-microsoft-com:vml" xmlns:w10="urn:schemas-microsoft-com:office:word" xmlns:w="http://schemas.openxmlformats.org/wordprocessingml/2006/main" xmlns:w14="http://schemas.microsoft.com/office/word/2010/wordml" xmlns:w15="http://schemas.microsoft.com/office/word/2012/wordml" xmlns:w16cex="http://schemas.microsoft.com/office/word/2018/wordml/cex" xmlns:w16cid="http://schemas.microsoft.com/office/word/2016/wordml/cid" xmlns:w16="http://schemas.microsoft.com/office/word/2018/wordml" xmlns:w16du="http://schemas.microsoft.com/office/word/2023/wordml/word16du" xmlns:w16sdtdh="http://schemas.microsoft.com/office/word/2020/wordml/sdtdatahash" xmlns:w16sdtfl="http://schemas.microsoft.com/office/word/2024/wordml/sdtformatlock" xmlns:w16se="http://schemas.microsoft.com/office/word/2015/wordml/symex" xmlns:sl="http://schemas.openxmlformats.org/schemaLibrary/2006/main" mc:Ignorable="w14 w15 w16se w16cid w16 w16cex w16sdtdh w16sdtfl w16du">
+  <w:zoom w:percent="100"/>
+  <w:defaultTabStop w:val="720"/>
+  <w:characterSpacingControl w:val="doNotCompress"/>
+  <w:compat>
+    <w:useFELayout/>
+    <w:compatSetting w:name="compatibilityMode" w:uri="http://schemas.microsoft.com/office/word" w:val="14"/>
+    <w:compatSetting w:name="overrideTableStyleFontSizeAndJustification" w:uri="http://schemas.microsoft.com/office/word" w:val="1"/>
+    <w:compatSetting w:name="enableOpenTypeFeatures" w:uri="http://schemas.microsoft.com/office/word" w:val="1"/>
+    <w:compatSetting w:name="doNotFlipMirrorIndents" w:uri="http://schemas.microsoft.com/office/word" w:val="1"/>
+    <w:compatSetting w:name="useWord2013TrackBottomHyphenation" w:uri="http://schemas.microsoft.com/office/word" w:val="1"/>
+  </w:compat>
+  <w:rsids>
+    <w:rsidRoot w:val="00B47730"/>
+    <w:rsid w:val="000131B2"/>
+    <w:rsid w:val="00034616"/>
+    <w:rsid w:val="00044DCD"/>
+    <w:rsid w:val="0006063C"/>
+    <w:rsid w:val="0015074B"/>
+    <w:rsid w:val="00157CB0"/>
+    <w:rsid w:val="001C0695"/>
+    <w:rsid w:val="001E544C"/>
+    <w:rsid w:val="0029639D"/>
+    <w:rsid w:val="00316094"/>
+    <w:rsid w:val="00326F90"/>
+    <w:rsid w:val="006A04FF"/>
+    <w:rsid w:val="00A76180"/>
+    <w:rsid w:val="00AA1D8D"/>
+    <w:rsid w:val="00B47730"/>
+    <w:rsid w:val="00CB0664"/>
+    <w:rsid w:val="00D2171B"/>
+    <w:rsid w:val="00D97F82"/>
+    <w:rsid w:val="00E66965"/>
+    <w:rsid w:val="00E807BD"/>
+    <w:rsid w:val="00FC693F"/>
+  </w:rsids>
+  <m:mathPr>
+    <m:mathFont m:val="Cambria Math"/>
+    <m:brkBin m:val="before"/>
+    <m:brkBinSub m:val="--"/>
+    <m:smallFrac m:val="0"/>
+    <m:dispDef/>
+    <m:lMargin m:val="0"/>
+    <m:rMargin m:val="0"/>
+    <m:defJc m:val="centerGroup"/>
+    <m:wrapIndent m:val="1440"/>
+    <m:intLim m:val="subSup"/>
+    <m:naryLim m:val="undOvr"/>
+  </m:mathPr>
+  <w:themeFontLang w:val="en-US" w:eastAsia="ja-JP"/>
+  <w:clrSchemeMapping w:bg1="light1" w:t1="dark1" w:bg2="light2" w:t2="dark2" w:accent1="accent1" w:accent2="accent2" w:accent3="accent3" w:accent4="accent4" w:accent5="accent5" w:accent6="accent6" w:hyperlink="hyperlink" w:followedHyperlink="followedHyperlink"/>
+  <w:doNotAutoCompressPictures/>
+  <w:shapeDefaults>
+    <o:shapedefaults v:ext="edit" spidmax="1026"/>
+    <o:shapelayout v:ext="edit">
+      <o:idmap v:ext="edit" data="1"/>
+    </o:shapelayout>
+  </w:shapeDefaults>
+  <w:decimalSymbol w:val="."/>
+  <w:listSeparator w:val=","/>
+  <w14:docId w14:val="2B2DCA50"/>
+  <w14:defaultImageDpi w14:val="300"/>
+  <w15:docId w15:val="{5A0277B4-2C2E-4397-B62C-CC4B8EFF6A9A}"/>
+</w:settings>
+</file>
+
+<file path=word\styles.xml><?xml version="1.0" encoding="utf-8"?>
 <w:styles xmlns:mc="http://schemas.openxmlformats.org/markup-compatibility/2006" xmlns:r="http://schemas.openxmlformats.org/officeDocument/2006/relationships" xmlns:w="http://schemas.openxmlformats.org/wordprocessingml/2006/main" xmlns:w14="http://schemas.microsoft.com/office/word/2010/wordml" xmlns:w15="http://schemas.microsoft.com/office/word/2012/wordml" xmlns:w16cex="http://schemas.microsoft.com/office/word/2018/wordml/cex" xmlns:w16cid="http://schemas.microsoft.com/office/word/2016/wordml/cid" xmlns:w16="http://schemas.microsoft.com/office/word/2018/wordml" xmlns:w16du="http://schemas.microsoft.com/office/word/2023/wordml/word16du" xmlns:w16sdtdh="http://schemas.microsoft.com/office/word/2020/wordml/sdtdatahash" xmlns:w16sdtfl="http://schemas.microsoft.com/office/word/2024/wordml/sdtformatlock" xmlns:w16se="http://schemas.microsoft.com/office/word/2015/wordml/symex" mc:Ignorable="w14 w15 w16se w16cid w16 w16cex w16sdtdh w16sdtfl w16du">
   <w:docDefaults>
     <w:rPrDefault>
@@ -13689,7 +13870,7 @@
 </w:styles>
 </file>
 
-<file path=word/theme/theme1.xml><?xml version="1.0" encoding="utf-8"?>
+<file path=word\theme\theme1.xml><?xml version="1.0" encoding="utf-8"?>
 <a:theme xmlns:a="http://schemas.openxmlformats.org/drawingml/2006/main" name="Office Theme">
   <a:themeElements>
     <a:clrScheme name="Office">
@@ -14009,14 +14190,8 @@
 </a:theme>
 </file>
 
-<file path=customXml/item1.xml><?xml version="1.0" encoding="utf-8"?>
-<b:Sources xmlns:b="http://schemas.openxmlformats.org/officeDocument/2006/bibliography" xmlns="http://schemas.openxmlformats.org/officeDocument/2006/bibliography" SelectedStyle="/APA.XSL" StyleName="APA"/>
-</file>
-
-<file path=customXml/itemProps1.xml><?xml version="1.0" encoding="utf-8"?>
-<ds:datastoreItem xmlns:ds="http://schemas.openxmlformats.org/officeDocument/2006/customXml" ds:itemID="{EF278816-EC6F-A645-907D-7F25AECB1D4A}">
-  <ds:schemaRefs>
-    <ds:schemaRef ds:uri="http://schemas.openxmlformats.org/officeDocument/2006/bibliography"/>
-  </ds:schemaRefs>
-</ds:datastoreItem>
+<file path=word\webSettings.xml><?xml version="1.0" encoding="utf-8"?>
+<w:webSettings xmlns:mc="http://schemas.openxmlformats.org/markup-compatibility/2006" xmlns:r="http://schemas.openxmlformats.org/officeDocument/2006/relationships" xmlns:w="http://schemas.openxmlformats.org/wordprocessingml/2006/main" xmlns:w14="http://schemas.microsoft.com/office/word/2010/wordml" xmlns:w15="http://schemas.microsoft.com/office/word/2012/wordml" xmlns:w16cex="http://schemas.microsoft.com/office/word/2018/wordml/cex" xmlns:w16cid="http://schemas.microsoft.com/office/word/2016/wordml/cid" xmlns:w16="http://schemas.microsoft.com/office/word/2018/wordml" xmlns:w16du="http://schemas.microsoft.com/office/word/2023/wordml/word16du" xmlns:w16sdtdh="http://schemas.microsoft.com/office/word/2020/wordml/sdtdatahash" xmlns:w16sdtfl="http://schemas.microsoft.com/office/word/2024/wordml/sdtformatlock" xmlns:w16se="http://schemas.microsoft.com/office/word/2015/wordml/symex" mc:Ignorable="w14 w15 w16se w16cid w16 w16cex w16sdtdh w16sdtfl w16du">
+  <w:allowPNG/>
+</w:webSettings>
 </file>
--- a/public/templates/qd-giao-nhiem-vu-tvtk_tha.docx
+++ b/public/templates/qd-giao-nhiem-vu-tvtk_tha.docx
@@ -1,99 +1,5 @@
 
-<file path=customXml\item1.xml><?xml version="1.0" encoding="utf-8"?>
-<b:Sources xmlns:b="http://schemas.openxmlformats.org/officeDocument/2006/bibliography" xmlns="http://schemas.openxmlformats.org/officeDocument/2006/bibliography" SelectedStyle="/APA.XSL" StyleName="APA"/>
-</file>
-
-<file path=customXml\itemProps1.xml><?xml version="1.0" encoding="utf-8"?>
-<ds:datastoreItem xmlns:ds="http://schemas.openxmlformats.org/officeDocument/2006/customXml" ds:itemID="{EF278816-EC6F-A645-907D-7F25AECB1D4A}">
-  <ds:schemaRefs>
-    <ds:schemaRef ds:uri="http://schemas.openxmlformats.org/officeDocument/2006/bibliography"/>
-  </ds:schemaRefs>
-</ds:datastoreItem>
-</file>
-
-<file path=docProps\app.xml><?xml version="1.0" encoding="utf-8"?>
-<Properties xmlns="http://schemas.openxmlformats.org/officeDocument/2006/extended-properties" xmlns:vt="http://schemas.openxmlformats.org/officeDocument/2006/docPropsVTypes">
-  <Template>Normal.dotm</Template>
-  <TotalTime>21</TotalTime>
-  <Pages>3</Pages>
-  <Words>700</Words>
-  <Characters>3992</Characters>
-  <Application>Microsoft Office Word</Application>
-  <DocSecurity>0</DocSecurity>
-  <Lines>33</Lines>
-  <Paragraphs>9</Paragraphs>
-  <ScaleCrop>false</ScaleCrop>
-  <HeadingPairs>
-    <vt:vector size="2" baseType="variant">
-      <vt:variant>
-        <vt:lpstr>Title</vt:lpstr>
-      </vt:variant>
-      <vt:variant>
-        <vt:i4>1</vt:i4>
-      </vt:variant>
-    </vt:vector>
-  </HeadingPairs>
-  <TitlesOfParts>
-    <vt:vector size="1" baseType="lpstr">
-      <vt:lpstr/>
-    </vt:vector>
-  </TitlesOfParts>
-  <Manager/>
-  <Company/>
-  <LinksUpToDate>false</LinksUpToDate>
-  <CharactersWithSpaces>4683</CharactersWithSpaces>
-  <SharedDoc>false</SharedDoc>
-  <HyperlinkBase/>
-  <HyperlinksChanged>false</HyperlinksChanged>
-  <AppVersion>16.0000</AppVersion>
-</Properties>
-</file>
-
-<file path=docProps\core.xml><?xml version="1.0" encoding="utf-8"?>
-<cp:coreProperties xmlns:cp="http://schemas.openxmlformats.org/package/2006/metadata/core-properties" xmlns:dc="http://purl.org/dc/elements/1.1/" xmlns:dcterms="http://purl.org/dc/terms/" xmlns:dcmitype="http://purl.org/dc/dcmitype/" xmlns:xsi="http://www.w3.org/2001/XMLSchema-instance">
-  <dc:title/>
-  <dc:subject/>
-  <dc:creator>python-docx</dc:creator>
-  <cp:keywords/>
-  <dc:description>generated by python-docx</dc:description>
-  <cp:lastModifiedBy>Phương Đỗ Minh</cp:lastModifiedBy>
-  <cp:revision>14</cp:revision>
-  <dcterms:created xsi:type="dcterms:W3CDTF">2013-12-23T23:15:00Z</dcterms:created>
-  <dcterms:modified xsi:type="dcterms:W3CDTF">2026-07-23T10:28:00Z</dcterms:modified>
-  <cp:category/>
-</cp:coreProperties>
-</file>
-
-<file path=docProps\custom.xml><?xml version="1.0" encoding="utf-8"?>
-<Properties xmlns="http://schemas.openxmlformats.org/officeDocument/2006/custom-properties" xmlns:vt="http://schemas.openxmlformats.org/officeDocument/2006/docPropsVTypes">
-  <property fmtid="{D5CDD505-2E9C-101B-9397-08002B2CF9AE}" pid="2" name="MSIP_Label_defa4170-0d19-0005-0004-bc88714345d2_Enabled">
-    <vt:lpwstr>true</vt:lpwstr>
-  </property>
-  <property fmtid="{D5CDD505-2E9C-101B-9397-08002B2CF9AE}" pid="3" name="MSIP_Label_defa4170-0d19-0005-0004-bc88714345d2_SetDate">
-    <vt:lpwstr>2026-07-23T09:57:24Z</vt:lpwstr>
-  </property>
-  <property fmtid="{D5CDD505-2E9C-101B-9397-08002B2CF9AE}" pid="4" name="MSIP_Label_defa4170-0d19-0005-0004-bc88714345d2_Method">
-    <vt:lpwstr>Standard</vt:lpwstr>
-  </property>
-  <property fmtid="{D5CDD505-2E9C-101B-9397-08002B2CF9AE}" pid="5" name="MSIP_Label_defa4170-0d19-0005-0004-bc88714345d2_Name">
-    <vt:lpwstr>defa4170-0d19-0005-0004-bc88714345d2</vt:lpwstr>
-  </property>
-  <property fmtid="{D5CDD505-2E9C-101B-9397-08002B2CF9AE}" pid="6" name="MSIP_Label_defa4170-0d19-0005-0004-bc88714345d2_SiteId">
-    <vt:lpwstr>6e8d75a1-703a-4f22-b366-775bd30bead6</vt:lpwstr>
-  </property>
-  <property fmtid="{D5CDD505-2E9C-101B-9397-08002B2CF9AE}" pid="7" name="MSIP_Label_defa4170-0d19-0005-0004-bc88714345d2_ActionId">
-    <vt:lpwstr>35543e5e-702b-4d73-8086-294233799fa3</vt:lpwstr>
-  </property>
-  <property fmtid="{D5CDD505-2E9C-101B-9397-08002B2CF9AE}" pid="8" name="MSIP_Label_defa4170-0d19-0005-0004-bc88714345d2_ContentBits">
-    <vt:lpwstr>0</vt:lpwstr>
-  </property>
-  <property fmtid="{D5CDD505-2E9C-101B-9397-08002B2CF9AE}" pid="9" name="MSIP_Label_defa4170-0d19-0005-0004-bc88714345d2_Tag">
-    <vt:lpwstr>10, 3, 0, 1</vt:lpwstr>
-  </property>
-</Properties>
-</file>
-
-<file path=word\document.xml><?xml version="1.0" encoding="utf-8"?>
+<file path=word/document.xml><?xml version="1.0" encoding="utf-8"?>
 <w:document xmlns:wpc="http://schemas.microsoft.com/office/word/2010/wordprocessingCanvas" xmlns:cx="http://schemas.microsoft.com/office/drawing/2014/chartex" xmlns:cx1="http://schemas.microsoft.com/office/drawing/2015/9/8/chartex" xmlns:cx2="http://schemas.microsoft.com/office/drawing/2015/10/21/chartex" xmlns:cx3="http://schemas.microsoft.com/office/drawing/2016/5/9/chartex" xmlns:cx4="http://schemas.microsoft.com/office/drawing/2016/5/10/chartex" xmlns:cx5="http://schemas.microsoft.com/office/drawing/2016/5/11/chartex" xmlns:cx6="http://schemas.microsoft.com/office/drawing/2016/5/12/chartex" xmlns:cx7="http://schemas.microsoft.com/office/drawing/2016/5/13/chartex" xmlns:cx8="http://schemas.microsoft.com/office/drawing/2016/5/14/chartex" xmlns:mc="http://schemas.openxmlformats.org/markup-compatibility/2006" xmlns:aink="http://schemas.microsoft.com/office/drawing/2016/ink" xmlns:am3d="http://schemas.microsoft.com/office/drawing/2017/model3d" xmlns:o="urn:schemas-microsoft-com:office:office" xmlns:oel="http://schemas.microsoft.com/office/2019/extlst" xmlns:r="http://schemas.openxmlformats.org/officeDocument/2006/relationships" xmlns:m="http://schemas.openxmlformats.org/officeDocument/2006/math" xmlns:v="urn:schemas-microsoft-com:vml" xmlns:wp14="http://schemas.microsoft.com/office/word/2010/wordprocessingDrawing" xmlns:wp="http://schemas.openxmlformats.org/drawingml/2006/wordprocessingDrawing" xmlns:w10="urn:schemas-microsoft-com:office:word" xmlns:w="http://schemas.openxmlformats.org/wordprocessingml/2006/main" xmlns:w14="http://schemas.microsoft.com/office/word/2010/wordml" xmlns:w15="http://schemas.microsoft.com/office/word/2012/wordml" xmlns:w16cex="http://schemas.microsoft.com/office/word/2018/wordml/cex" xmlns:w16cid="http://schemas.microsoft.com/office/word/2016/wordml/cid" xmlns:w16="http://schemas.microsoft.com/office/word/2018/wordml" xmlns:w16du="http://schemas.microsoft.com/office/word/2023/wordml/word16du" xmlns:w16sdtdh="http://schemas.microsoft.com/office/word/2020/wordml/sdtdatahash" xmlns:w16sdtfl="http://schemas.microsoft.com/office/word/2024/wordml/sdtformatlock" xmlns:w16se="http://schemas.microsoft.com/office/word/2015/wordml/symex" xmlns:wpg="http://schemas.microsoft.com/office/word/2010/wordprocessingGroup" xmlns:wpi="http://schemas.microsoft.com/office/word/2010/wordprocessingInk" xmlns:wne="http://schemas.microsoft.com/office/word/2006/wordml" xmlns:wps="http://schemas.microsoft.com/office/word/2010/wordprocessingShape" mc:Ignorable="w14 w15 w16se w16cid w16 w16cex w16sdtdh w16sdtfl w16du wp14">
   <w:body>
     <w:tbl>
@@ -222,7 +128,7 @@
                 </mc:Choice>
                 <mc:Fallback>
                   <w:pict>
-                    <v:line w14:anchorId="02148235" id="Straight Connector 1" o:spid="_x0000_s1026" style="position:absolute;z-index:251656192;visibility:visible;mso-wrap-style:square;mso-wrap-distance-left:9pt;mso-wrap-distance-top:0;mso-wrap-distance-right:9pt;mso-wrap-distance-bottom:0;mso-position-horizontal:center;mso-position-horizontal-relative:margin;mso-position-vertical:absolute;mso-position-vertical-relative:text" from="0,14.7pt" to="105.75pt,14.7pt" o:gfxdata="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" strokecolor="black [3040]" strokeweight=".5pt">
+                    <v:line w14:anchorId="613FBCC8" id="Straight Connector 1" o:spid="_x0000_s1026" style="position:absolute;z-index:251656192;visibility:visible;mso-wrap-style:square;mso-wrap-distance-left:9pt;mso-wrap-distance-top:0;mso-wrap-distance-right:9pt;mso-wrap-distance-bottom:0;mso-position-horizontal:center;mso-position-horizontal-relative:margin;mso-position-vertical:absolute;mso-position-vertical-relative:text" from="0,14.7pt" to="105.75pt,14.7pt" o:gfxdata="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" strokecolor="black [3040]" strokeweight=".5pt">
                       <w10:wrap anchorx="margin"/>
                     </v:line>
                   </w:pict>
@@ -345,7 +251,7 @@
                 </mc:Choice>
                 <mc:Fallback>
                   <w:pict>
-                    <v:line w14:anchorId="1CF011D4" id="Straight Connector 2" o:spid="_x0000_s1026" style="position:absolute;z-index:251660288;visibility:visible;mso-wrap-style:square;mso-width-percent:0;mso-wrap-distance-left:9pt;mso-wrap-distance-top:0;mso-wrap-distance-right:9pt;mso-wrap-distance-bottom:0;mso-position-horizontal:absolute;mso-position-horizontal-relative:margin;mso-position-vertical:absolute;mso-position-vertical-relative:text;mso-width-percent:0;mso-width-relative:margin" from="41.4pt,14.85pt" to="188.65pt,14.85pt" o:gfxdata="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" strokecolor="black [3040]" strokeweight=".5pt">
+                    <v:line w14:anchorId="0F9C5DB1" id="Straight Connector 2" o:spid="_x0000_s1026" style="position:absolute;z-index:251660288;visibility:visible;mso-wrap-style:square;mso-width-percent:0;mso-wrap-distance-left:9pt;mso-wrap-distance-top:0;mso-wrap-distance-right:9pt;mso-wrap-distance-bottom:0;mso-position-horizontal:absolute;mso-position-horizontal-relative:margin;mso-position-vertical:absolute;mso-position-vertical-relative:text;mso-width-percent:0;mso-width-relative:margin" from="41.4pt,14.85pt" to="188.65pt,14.85pt" o:gfxdata="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" strokecolor="black [3040]" strokeweight=".5pt">
                       <w10:wrap anchorx="margin"/>
                     </v:line>
                   </w:pict>
@@ -680,6 +586,9 @@
       <w:pPr>
         <w:spacing w:after="120"/>
         <w:jc w:val="both"/>
+        <w:rPr>
+          <w:bCs/>
+        </w:rPr>
       </w:pPr>
       <w:r>
         <w:rPr>
@@ -704,32 +613,41 @@
       </w:r>
       <w:r>
         <w:rPr>
-          <w:b/>
+          <w:bCs/>
           <w:color w:val="CC0000"/>
         </w:rPr>
         <w:t>{ten_xi_nghiep}</w:t>
       </w:r>
       <w:r>
+        <w:rPr>
+          <w:bCs/>
+        </w:rPr>
         <w:t xml:space="preserve"> để triển khai thực hiện gói thầu </w:t>
       </w:r>
       <w:r>
         <w:rPr>
-          <w:b/>
+          <w:bCs/>
           <w:color w:val="CC0000"/>
         </w:rPr>
         <w:t>{ten_goi_thau}</w:t>
       </w:r>
       <w:r>
+        <w:rPr>
+          <w:bCs/>
+        </w:rPr>
         <w:t xml:space="preserve"> đối với các công trình theo kế hoạch ĐTXD năm {nam_ke_hoach} của Công ty Điện lực </w:t>
       </w:r>
       <w:r>
         <w:rPr>
-          <w:b/>
+          <w:bCs/>
           <w:color w:val="CC0000"/>
         </w:rPr>
         <w:t>{ten_pc_tinh}</w:t>
       </w:r>
       <w:r>
+        <w:rPr>
+          <w:bCs/>
+        </w:rPr>
         <w:t xml:space="preserve"> với số tiền tạm ứng lần 1 cụ thể như sau:</w:t>
       </w:r>
     </w:p>
@@ -767,8 +685,7 @@
           <w:ilvl w:val="0"/>
           <w:numId w:val="10"/>
         </w:numPr>
-        <w:spacing w:after="240"/>
-        <w:jc w:val="both"/>
+        <w:spacing w:after="0"/>
       </w:pPr>
       <w:r>
         <w:rPr>
@@ -787,15 +704,18 @@
       <w:r>
         <w:t xml:space="preserve"> đồng chẵn.</w:t>
       </w:r>
-      <w:r>
-        <w:br/>
-      </w:r>
+    </w:p>
+    <w:p>
+      <w:pPr>
+        <w:spacing w:after="0"/>
+        <w:jc w:val="center"/>
+      </w:pPr>
       <w:r>
         <w:rPr>
           <w:i/>
           <w:sz w:val="24"/>
         </w:rPr>
-        <w:t>*(Chi tiết danh mục công trình, quy mô đầu tư và giá trị cấp tạm ứng chi phí chi tiết tại Phụ lục đính kèm theo Quyết định này).*</w:t>
+        <w:t>(Chi tiết tại Phụ lục đính kèm theo Quyết định này)</w:t>
       </w:r>
     </w:p>
     <w:p>
@@ -807,17 +727,16 @@
         <w:rPr>
           <w:b/>
         </w:rPr>
-        <w:lastRenderedPageBreak/>
         <w:t>Điều 2. Nhiệm vụ, thời gian thực hiện và chế độ được hưởng:</w:t>
       </w:r>
     </w:p>
     <w:p>
       <w:pPr>
         <w:spacing w:after="80"/>
-        <w:ind w:left="288"/>
         <w:jc w:val="both"/>
       </w:pPr>
       <w:r>
+        <w:lastRenderedPageBreak/>
         <w:t xml:space="preserve">- Yêu cầu Xí nghiệp Dịch vụ Điện lực </w:t>
       </w:r>
       <w:r>
@@ -840,17 +759,10 @@
       </w:r>
       <w:r>
         <w:rPr>
-          <w:b/>
-          <w:color w:val="EE0000"/>
-        </w:rPr>
-        <w:t>05</w:t>
-      </w:r>
-      <w:r>
-        <w:rPr>
           <w:bCs/>
           <w:color w:val="EE0000"/>
         </w:rPr>
-        <w:t xml:space="preserve"> </w:t>
+        <w:t xml:space="preserve">05 </w:t>
       </w:r>
       <w:r>
         <w:rPr>
@@ -865,7 +777,6 @@
     <w:p>
       <w:pPr>
         <w:spacing w:after="80"/>
-        <w:ind w:left="288"/>
         <w:jc w:val="both"/>
       </w:pPr>
       <w:r>
@@ -884,7 +795,6 @@
     <w:p>
       <w:pPr>
         <w:spacing w:after="80"/>
-        <w:ind w:left="288"/>
         <w:jc w:val="both"/>
       </w:pPr>
       <w:r>
@@ -912,7 +822,6 @@
     <w:p>
       <w:pPr>
         <w:spacing w:after="240"/>
-        <w:ind w:left="288"/>
         <w:jc w:val="both"/>
       </w:pPr>
       <w:r>
@@ -944,13 +853,19 @@
       </w:r>
       <w:r>
         <w:rPr>
-          <w:b/>
+          <w:bCs/>
           <w:color w:val="CC0000"/>
         </w:rPr>
         <w:t>{ten_xi_nghiep}</w:t>
       </w:r>
       <w:r>
-        <w:t xml:space="preserve"> căn cứ Quyết định thi hành./.</w:t>
+        <w:rPr>
+          <w:bCs/>
+        </w:rPr>
+        <w:t xml:space="preserve"> căn</w:t>
+      </w:r>
+      <w:r>
+        <w:t xml:space="preserve"> cứ Quyết định thi hành./.</w:t>
       </w:r>
     </w:p>
     <w:tbl>
@@ -1242,15 +1157,15 @@
         <w:tblLook w:val="04A0" w:firstRow="1" w:lastRow="0" w:firstColumn="1" w:lastColumn="0" w:noHBand="0" w:noVBand="1"/>
       </w:tblPr>
       <w:tblGrid>
-        <w:gridCol w:w="616"/>
-        <w:gridCol w:w="3277"/>
-        <w:gridCol w:w="2112"/>
-        <w:gridCol w:w="1419"/>
-        <w:gridCol w:w="1215"/>
-        <w:gridCol w:w="1048"/>
-        <w:gridCol w:w="1810"/>
-        <w:gridCol w:w="1830"/>
-        <w:gridCol w:w="1716"/>
+        <w:gridCol w:w="1787"/>
+        <w:gridCol w:w="902"/>
+        <w:gridCol w:w="1326"/>
+        <w:gridCol w:w="1279"/>
+        <w:gridCol w:w="1875"/>
+        <w:gridCol w:w="1914"/>
+        <w:gridCol w:w="1771"/>
+        <w:gridCol w:w="1772"/>
+        <w:gridCol w:w="2417"/>
       </w:tblGrid>
       <w:tr>
         <w:trPr>
@@ -1547,7 +1462,7 @@
           <w:tcPr>
             <w:tcW w:w="0" w:type="auto"/>
             <w:gridSpan w:val="3"/>
-            <w:shd w:val="clear" w:color="auto" w:fill="F2F2F2"/>
+            <w:vAlign w:val="center"/>
           </w:tcPr>
           <w:p>
             <w:pPr>
@@ -1568,13 +1483,13 @@
         <w:tc>
           <w:tcPr>
             <w:tcW w:w="0" w:type="auto"/>
-            <w:shd w:val="clear" w:color="auto" w:fill="F2F2F2"/>
             <w:tcMar>
               <w:top w:w="100" w:type="dxa"/>
               <w:left w:w="100" w:type="dxa"/>
               <w:bottom w:w="100" w:type="dxa"/>
               <w:right w:w="100" w:type="dxa"/>
             </w:tcMar>
+            <w:vAlign w:val="center"/>
           </w:tcPr>
           <w:p>
             <w:pPr>
@@ -1596,13 +1511,13 @@
         <w:tc>
           <w:tcPr>
             <w:tcW w:w="1215" w:type="dxa"/>
-            <w:shd w:val="clear" w:color="auto" w:fill="F2F2F2"/>
             <w:tcMar>
               <w:top w:w="100" w:type="dxa"/>
               <w:left w:w="100" w:type="dxa"/>
               <w:bottom w:w="100" w:type="dxa"/>
               <w:right w:w="100" w:type="dxa"/>
             </w:tcMar>
+            <w:vAlign w:val="center"/>
           </w:tcPr>
           <w:p>
             <w:pPr>
@@ -1623,7 +1538,7 @@
         <w:tc>
           <w:tcPr>
             <w:tcW w:w="1048" w:type="dxa"/>
-            <w:shd w:val="clear" w:color="auto" w:fill="F2F2F2"/>
+            <w:vAlign w:val="center"/>
           </w:tcPr>
           <w:p>
             <w:pPr>
@@ -1646,13 +1561,13 @@
         <w:tc>
           <w:tcPr>
             <w:tcW w:w="0" w:type="auto"/>
-            <w:shd w:val="clear" w:color="auto" w:fill="F2F2F2"/>
             <w:tcMar>
               <w:top w:w="100" w:type="dxa"/>
               <w:left w:w="100" w:type="dxa"/>
               <w:bottom w:w="100" w:type="dxa"/>
               <w:right w:w="100" w:type="dxa"/>
             </w:tcMar>
+            <w:vAlign w:val="center"/>
           </w:tcPr>
           <w:p>
             <w:pPr>
@@ -1674,13 +1589,13 @@
         <w:tc>
           <w:tcPr>
             <w:tcW w:w="0" w:type="auto"/>
-            <w:shd w:val="clear" w:color="auto" w:fill="F2F2F2"/>
             <w:tcMar>
               <w:top w:w="100" w:type="dxa"/>
               <w:left w:w="100" w:type="dxa"/>
               <w:bottom w:w="100" w:type="dxa"/>
               <w:right w:w="100" w:type="dxa"/>
             </w:tcMar>
+            <w:vAlign w:val="center"/>
           </w:tcPr>
           <w:p>
             <w:pPr>
@@ -1702,13 +1617,13 @@
         <w:tc>
           <w:tcPr>
             <w:tcW w:w="0" w:type="auto"/>
-            <w:shd w:val="clear" w:color="auto" w:fill="F2F2F2"/>
             <w:tcMar>
               <w:top w:w="100" w:type="dxa"/>
               <w:left w:w="100" w:type="dxa"/>
               <w:bottom w:w="100" w:type="dxa"/>
               <w:right w:w="100" w:type="dxa"/>
             </w:tcMar>
+            <w:vAlign w:val="center"/>
           </w:tcPr>
           <w:p>
             <w:pPr>
@@ -1754,7 +1669,7 @@
               <w:rPr>
                 <w:sz w:val="22"/>
               </w:rPr>
-              <w:t>1</w:t>
+              <w:t>{#cong_trinh}{stt}</w:t>
             </w:r>
           </w:p>
         </w:tc>
@@ -1773,25 +1688,25 @@
             <w:pPr>
               <w:spacing w:after="40" w:line="276" w:lineRule="auto"/>
               <w:rPr>
+                <w:iCs/>
                 <w:sz w:val="22"/>
               </w:rPr>
             </w:pPr>
             <w:r>
               <w:rPr>
-                <w:i/>
+                <w:iCs/>
                 <w:color w:val="CC0000"/>
                 <w:sz w:val="22"/>
               </w:rPr>
-              <w:t>Nâng cao năng lực vận hành lưới điện trung hạ áp khu vực {ct_khu_vuc} năm {nam_ke_hoach}</w:t>
+              <w:t>{ct_ten}</w:t>
             </w:r>
             <w:r>
               <w:rPr>
-                <w:i/>
+                <w:iCs/>
                 <w:color w:val="CC0000"/>
                 <w:sz w:val="22"/>
               </w:rPr>
               <w:br/>
-              <w:t/>
             </w:r>
           </w:p>
         </w:tc>
@@ -1809,32 +1724,19 @@
           <w:p>
             <w:pPr>
               <w:spacing w:after="40" w:line="276" w:lineRule="auto"/>
+              <w:jc w:val="both"/>
               <w:rPr>
+                <w:iCs/>
                 <w:sz w:val="22"/>
               </w:rPr>
             </w:pPr>
             <w:r>
               <w:rPr>
+                <w:iCs/>
                 <w:color w:val="CC0000"/>
                 <w:sz w:val="22"/>
               </w:rPr>
-              <w:t>- Xây dựng mới {ct_quy_mo_dz_trung} ĐZ trung thế...</w:t>
-            </w:r>
-            <w:r>
-              <w:rPr>
-                <w:color w:val="CC0000"/>
-                <w:sz w:val="22"/>
-              </w:rPr>
-              <w:br/>
-              <w:t>- Xây dựng mới {ct_quy_mo_tba} TBA...</w:t>
-            </w:r>
-            <w:r>
-              <w:rPr>
-                <w:color w:val="CC0000"/>
-                <w:sz w:val="22"/>
-              </w:rPr>
-              <w:br/>
-              <w:t>- Xây dựng mới và cải tạo {ct_quy_mo_dz_ha} ĐZ hạ thế 0.4kV...</w:t>
+              <w:t>{ct_quy_mo}</w:t>
             </w:r>
           </w:p>
         </w:tc>
@@ -1854,12 +1756,13 @@
               <w:spacing w:after="40" w:line="276" w:lineRule="auto"/>
               <w:jc w:val="right"/>
               <w:rPr>
+                <w:iCs/>
                 <w:sz w:val="22"/>
               </w:rPr>
             </w:pPr>
             <w:r>
               <w:rPr>
-                <w:i/>
+                <w:iCs/>
                 <w:color w:val="CC0000"/>
                 <w:sz w:val="22"/>
               </w:rPr>
@@ -1883,16 +1786,17 @@
               <w:spacing w:after="40" w:line="276" w:lineRule="auto"/>
               <w:jc w:val="center"/>
               <w:rPr>
+                <w:iCs/>
                 <w:sz w:val="22"/>
               </w:rPr>
             </w:pPr>
             <w:r>
               <w:rPr>
-                <w:i/>
+                <w:iCs/>
                 <w:color w:val="CC0000"/>
                 <w:sz w:val="22"/>
               </w:rPr>
-              <w:t>{ct_danh_dau_goi}</w:t>
+              <w:t>{ct_danh_dau_tvtk}</w:t>
             </w:r>
           </w:p>
         </w:tc>
@@ -1906,18 +1810,18 @@
               <w:spacing w:after="40"/>
               <w:jc w:val="right"/>
               <w:rPr>
-                <w:i/>
+                <w:iCs/>
                 <w:color w:val="CC0000"/>
                 <w:sz w:val="22"/>
               </w:rPr>
             </w:pPr>
             <w:r>
               <w:rPr>
-                <w:i/>
+                <w:iCs/>
                 <w:color w:val="CC0000"/>
                 <w:sz w:val="22"/>
               </w:rPr>
-              <w:t>{ct_danh_dau_goi}</w:t>
+              <w:t>{ct_danh_dau_tvgs}</w:t>
             </w:r>
           </w:p>
         </w:tc>
@@ -1937,12 +1841,13 @@
               <w:spacing w:after="40" w:line="276" w:lineRule="auto"/>
               <w:jc w:val="right"/>
               <w:rPr>
+                <w:iCs/>
                 <w:sz w:val="22"/>
               </w:rPr>
             </w:pPr>
             <w:r>
               <w:rPr>
-                <w:i/>
+                <w:iCs/>
                 <w:color w:val="CC0000"/>
                 <w:sz w:val="22"/>
               </w:rPr>
@@ -1966,12 +1871,13 @@
               <w:spacing w:after="40" w:line="276" w:lineRule="auto"/>
               <w:jc w:val="right"/>
               <w:rPr>
+                <w:iCs/>
                 <w:sz w:val="22"/>
               </w:rPr>
             </w:pPr>
             <w:r>
               <w:rPr>
-                <w:i/>
+                <w:iCs/>
                 <w:color w:val="CC0000"/>
                 <w:sz w:val="22"/>
               </w:rPr>
@@ -1995,16 +1901,17 @@
               <w:spacing w:after="40" w:line="276" w:lineRule="auto"/>
               <w:jc w:val="center"/>
               <w:rPr>
+                <w:iCs/>
                 <w:sz w:val="22"/>
               </w:rPr>
             </w:pPr>
             <w:r>
               <w:rPr>
-                <w:i/>
+                <w:iCs/>
                 <w:color w:val="CC0000"/>
                 <w:sz w:val="22"/>
               </w:rPr>
-              <w:t>{ct_tien_do}</w:t>
+              <w:t>{ct_tien_do}{/cong_trinh}</w:t>
             </w:r>
           </w:p>
         </w:tc>
@@ -2027,76 +1934,7 @@
 </w:document>
 </file>
 
-<file path=word\fontTable.xml><?xml version="1.0" encoding="utf-8"?>
-<w:fonts xmlns:mc="http://schemas.openxmlformats.org/markup-compatibility/2006" xmlns:r="http://schemas.openxmlformats.org/officeDocument/2006/relationships" xmlns:w="http://schemas.openxmlformats.org/wordprocessingml/2006/main" xmlns:w14="http://schemas.microsoft.com/office/word/2010/wordml" xmlns:w15="http://schemas.microsoft.com/office/word/2012/wordml" xmlns:w16cex="http://schemas.microsoft.com/office/word/2018/wordml/cex" xmlns:w16cid="http://schemas.microsoft.com/office/word/2016/wordml/cid" xmlns:w16="http://schemas.microsoft.com/office/word/2018/wordml" xmlns:w16du="http://schemas.microsoft.com/office/word/2023/wordml/word16du" xmlns:w16sdtdh="http://schemas.microsoft.com/office/word/2020/wordml/sdtdatahash" xmlns:w16sdtfl="http://schemas.microsoft.com/office/word/2024/wordml/sdtformatlock" xmlns:w16se="http://schemas.microsoft.com/office/word/2015/wordml/symex" mc:Ignorable="w14 w15 w16se w16cid w16 w16cex w16sdtdh w16sdtfl w16du">
-  <w:font w:name="Symbol">
-    <w:panose1 w:val="05050102010706020507"/>
-    <w:charset w:val="02"/>
-    <w:family w:val="roman"/>
-    <w:pitch w:val="variable"/>
-    <w:sig w:usb0="00000000" w:usb1="10000000" w:usb2="00000000" w:usb3="00000000" w:csb0="80000000" w:csb1="00000000"/>
-  </w:font>
-  <w:font w:name="Times New Roman">
-    <w:panose1 w:val="02020603050405020304"/>
-    <w:charset w:val="00"/>
-    <w:family w:val="roman"/>
-    <w:pitch w:val="variable"/>
-    <w:sig w:usb0="E0002EFF" w:usb1="C000785B" w:usb2="00000009" w:usb3="00000000" w:csb0="000001FF" w:csb1="00000000"/>
-  </w:font>
-  <w:font w:name="MS Mincho">
-    <w:panose1 w:val="02020609040205080304"/>
-    <w:charset w:val="80"/>
-    <w:family w:val="modern"/>
-    <w:pitch w:val="fixed"/>
-    <w:sig w:usb0="E00002FF" w:usb1="6AC7FDFB" w:usb2="08000012" w:usb3="00000000" w:csb0="0002009F" w:csb1="00000000"/>
-  </w:font>
-  <w:font w:name="Courier New">
-    <w:panose1 w:val="02070309020205020404"/>
-    <w:charset w:val="00"/>
-    <w:family w:val="modern"/>
-    <w:pitch w:val="fixed"/>
-    <w:sig w:usb0="E0002EFF" w:usb1="C0007843" w:usb2="00000009" w:usb3="00000000" w:csb0="000001FF" w:csb1="00000000"/>
-  </w:font>
-  <w:font w:name="Wingdings">
-    <w:panose1 w:val="05000000000000000000"/>
-    <w:charset w:val="02"/>
-    <w:family w:val="auto"/>
-    <w:pitch w:val="variable"/>
-    <w:sig w:usb0="00000000" w:usb1="10000000" w:usb2="00000000" w:usb3="00000000" w:csb0="80000000" w:csb1="00000000"/>
-  </w:font>
-  <w:font w:name="Cambria">
-    <w:panose1 w:val="02040503050406030204"/>
-    <w:charset w:val="00"/>
-    <w:family w:val="roman"/>
-    <w:pitch w:val="variable"/>
-    <w:sig w:usb0="E00006FF" w:usb1="420024FF" w:usb2="02000000" w:usb3="00000000" w:csb0="0000019F" w:csb1="00000000"/>
-  </w:font>
-  <w:font w:name="Calibri">
-    <w:panose1 w:val="020F0502020204030204"/>
-    <w:charset w:val="00"/>
-    <w:family w:val="swiss"/>
-    <w:pitch w:val="variable"/>
-    <w:sig w:usb0="E4002EFF" w:usb1="C200247B" w:usb2="00000009" w:usb3="00000000" w:csb0="000001FF" w:csb1="00000000"/>
-  </w:font>
-  <w:font w:name="MS Gothic">
-    <w:altName w:val="ＭＳ ゴシック"/>
-    <w:panose1 w:val="020B0609070205080204"/>
-    <w:charset w:val="80"/>
-    <w:family w:val="modern"/>
-    <w:pitch w:val="fixed"/>
-    <w:sig w:usb0="E00002FF" w:usb1="6AC7FDFB" w:usb2="08000012" w:usb3="00000000" w:csb0="0002009F" w:csb1="00000000"/>
-  </w:font>
-  <w:font w:name="Courier">
-    <w:panose1 w:val="02070409020205020404"/>
-    <w:charset w:val="00"/>
-    <w:family w:val="auto"/>
-    <w:pitch w:val="variable"/>
-    <w:sig w:usb0="00000003" w:usb1="00000000" w:usb2="00000000" w:usb3="00000000" w:csb0="00000001" w:csb1="00000000"/>
-  </w:font>
-</w:fonts>
-</file>
-
-<file path=word\numbering.xml><?xml version="1.0" encoding="utf-8"?>
+<file path=word/numbering.xml><?xml version="1.0" encoding="utf-8"?>
 <w:numbering xmlns:wpc="http://schemas.microsoft.com/office/word/2010/wordprocessingCanvas" xmlns:cx="http://schemas.microsoft.com/office/drawing/2014/chartex" xmlns:cx1="http://schemas.microsoft.com/office/drawing/2015/9/8/chartex" xmlns:cx2="http://schemas.microsoft.com/office/drawing/2015/10/21/chartex" xmlns:cx3="http://schemas.microsoft.com/office/drawing/2016/5/9/chartex" xmlns:cx4="http://schemas.microsoft.com/office/drawing/2016/5/10/chartex" xmlns:cx5="http://schemas.microsoft.com/office/drawing/2016/5/11/chartex" xmlns:cx6="http://schemas.microsoft.com/office/drawing/2016/5/12/chartex" xmlns:cx7="http://schemas.microsoft.com/office/drawing/2016/5/13/chartex" xmlns:cx8="http://schemas.microsoft.com/office/drawing/2016/5/14/chartex" xmlns:mc="http://schemas.openxmlformats.org/markup-compatibility/2006" xmlns:aink="http://schemas.microsoft.com/office/drawing/2016/ink" xmlns:am3d="http://schemas.microsoft.com/office/drawing/2017/model3d" xmlns:o="urn:schemas-microsoft-com:office:office" xmlns:oel="http://schemas.microsoft.com/office/2019/extlst" xmlns:r="http://schemas.openxmlformats.org/officeDocument/2006/relationships" xmlns:m="http://schemas.openxmlformats.org/officeDocument/2006/math" xmlns:v="urn:schemas-microsoft-com:vml" xmlns:wp14="http://schemas.microsoft.com/office/word/2010/wordprocessingDrawing" xmlns:wp="http://schemas.openxmlformats.org/drawingml/2006/wordprocessingDrawing" xmlns:w10="urn:schemas-microsoft-com:office:word" xmlns:w="http://schemas.openxmlformats.org/wordprocessingml/2006/main" xmlns:w14="http://schemas.microsoft.com/office/word/2010/wordml" xmlns:w15="http://schemas.microsoft.com/office/word/2012/wordml" xmlns:w16cex="http://schemas.microsoft.com/office/word/2018/wordml/cex" xmlns:w16cid="http://schemas.microsoft.com/office/word/2016/wordml/cid" xmlns:w16="http://schemas.microsoft.com/office/word/2018/wordml" xmlns:w16du="http://schemas.microsoft.com/office/word/2023/wordml/word16du" xmlns:w16sdtdh="http://schemas.microsoft.com/office/word/2020/wordml/sdtdatahash" xmlns:w16sdtfl="http://schemas.microsoft.com/office/word/2024/wordml/sdtformatlock" xmlns:w16se="http://schemas.microsoft.com/office/word/2015/wordml/symex" xmlns:wpg="http://schemas.microsoft.com/office/word/2010/wordprocessingGroup" xmlns:wpi="http://schemas.microsoft.com/office/word/2010/wordprocessingInk" xmlns:wne="http://schemas.microsoft.com/office/word/2006/wordml" xmlns:wps="http://schemas.microsoft.com/office/word/2010/wordprocessingShape" mc:Ignorable="w14 w15 w16se w16cid w16 w16cex w16sdtdh w16sdtfl w16du wp14">
   <w:abstractNum w:abstractNumId="0" w15:restartNumberingAfterBreak="0">
     <w:nsid w:val="FFFFFF7C"/>
@@ -2416,74 +2254,7 @@
 </w:numbering>
 </file>
 
-<file path=word\settings.xml><?xml version="1.0" encoding="utf-8"?>
-<w:settings xmlns:mc="http://schemas.openxmlformats.org/markup-compatibility/2006" xmlns:o="urn:schemas-microsoft-com:office:office" xmlns:r="http://schemas.openxmlformats.org/officeDocument/2006/relationships" xmlns:m="http://schemas.openxmlformats.org/officeDocument/2006/math" xmlns:v="urn:schemas-microsoft-com:vml" xmlns:w10="urn:schemas-microsoft-com:office:word" xmlns:w="http://schemas.openxmlformats.org/wordprocessingml/2006/main" xmlns:w14="http://schemas.microsoft.com/office/word/2010/wordml" xmlns:w15="http://schemas.microsoft.com/office/word/2012/wordml" xmlns:w16cex="http://schemas.microsoft.com/office/word/2018/wordml/cex" xmlns:w16cid="http://schemas.microsoft.com/office/word/2016/wordml/cid" xmlns:w16="http://schemas.microsoft.com/office/word/2018/wordml" xmlns:w16du="http://schemas.microsoft.com/office/word/2023/wordml/word16du" xmlns:w16sdtdh="http://schemas.microsoft.com/office/word/2020/wordml/sdtdatahash" xmlns:w16sdtfl="http://schemas.microsoft.com/office/word/2024/wordml/sdtformatlock" xmlns:w16se="http://schemas.microsoft.com/office/word/2015/wordml/symex" xmlns:sl="http://schemas.openxmlformats.org/schemaLibrary/2006/main" mc:Ignorable="w14 w15 w16se w16cid w16 w16cex w16sdtdh w16sdtfl w16du">
-  <w:zoom w:percent="100"/>
-  <w:defaultTabStop w:val="720"/>
-  <w:characterSpacingControl w:val="doNotCompress"/>
-  <w:compat>
-    <w:useFELayout/>
-    <w:compatSetting w:name="compatibilityMode" w:uri="http://schemas.microsoft.com/office/word" w:val="14"/>
-    <w:compatSetting w:name="overrideTableStyleFontSizeAndJustification" w:uri="http://schemas.microsoft.com/office/word" w:val="1"/>
-    <w:compatSetting w:name="enableOpenTypeFeatures" w:uri="http://schemas.microsoft.com/office/word" w:val="1"/>
-    <w:compatSetting w:name="doNotFlipMirrorIndents" w:uri="http://schemas.microsoft.com/office/word" w:val="1"/>
-    <w:compatSetting w:name="useWord2013TrackBottomHyphenation" w:uri="http://schemas.microsoft.com/office/word" w:val="1"/>
-  </w:compat>
-  <w:rsids>
-    <w:rsidRoot w:val="00B47730"/>
-    <w:rsid w:val="000131B2"/>
-    <w:rsid w:val="00034616"/>
-    <w:rsid w:val="00044DCD"/>
-    <w:rsid w:val="0006063C"/>
-    <w:rsid w:val="0015074B"/>
-    <w:rsid w:val="00157CB0"/>
-    <w:rsid w:val="001C0695"/>
-    <w:rsid w:val="001E544C"/>
-    <w:rsid w:val="0029639D"/>
-    <w:rsid w:val="00316094"/>
-    <w:rsid w:val="00326F90"/>
-    <w:rsid w:val="006A04FF"/>
-    <w:rsid w:val="00A76180"/>
-    <w:rsid w:val="00AA1D8D"/>
-    <w:rsid w:val="00B47730"/>
-    <w:rsid w:val="00CB0664"/>
-    <w:rsid w:val="00D2171B"/>
-    <w:rsid w:val="00D97F82"/>
-    <w:rsid w:val="00E66965"/>
-    <w:rsid w:val="00E807BD"/>
-    <w:rsid w:val="00FC693F"/>
-  </w:rsids>
-  <m:mathPr>
-    <m:mathFont m:val="Cambria Math"/>
-    <m:brkBin m:val="before"/>
-    <m:brkBinSub m:val="--"/>
-    <m:smallFrac m:val="0"/>
-    <m:dispDef/>
-    <m:lMargin m:val="0"/>
-    <m:rMargin m:val="0"/>
-    <m:defJc m:val="centerGroup"/>
-    <m:wrapIndent m:val="1440"/>
-    <m:intLim m:val="subSup"/>
-    <m:naryLim m:val="undOvr"/>
-  </m:mathPr>
-  <w:themeFontLang w:val="en-US" w:eastAsia="ja-JP"/>
-  <w:clrSchemeMapping w:bg1="light1" w:t1="dark1" w:bg2="light2" w:t2="dark2" w:accent1="accent1" w:accent2="accent2" w:accent3="accent3" w:accent4="accent4" w:accent5="accent5" w:accent6="accent6" w:hyperlink="hyperlink" w:followedHyperlink="followedHyperlink"/>
-  <w:doNotAutoCompressPictures/>
-  <w:shapeDefaults>
-    <o:shapedefaults v:ext="edit" spidmax="1026"/>
-    <o:shapelayout v:ext="edit">
-      <o:idmap v:ext="edit" data="1"/>
-    </o:shapelayout>
-  </w:shapeDefaults>
-  <w:decimalSymbol w:val="."/>
-  <w:listSeparator w:val=","/>
-  <w14:docId w14:val="2B2DCA50"/>
-  <w14:defaultImageDpi w14:val="300"/>
-  <w15:docId w15:val="{5A0277B4-2C2E-4397-B62C-CC4B8EFF6A9A}"/>
-</w:settings>
-</file>
-
-<file path=word\styles.xml><?xml version="1.0" encoding="utf-8"?>
+<file path=word/styles.xml><?xml version="1.0" encoding="utf-8"?>
 <w:styles xmlns:mc="http://schemas.openxmlformats.org/markup-compatibility/2006" xmlns:r="http://schemas.openxmlformats.org/officeDocument/2006/relationships" xmlns:w="http://schemas.openxmlformats.org/wordprocessingml/2006/main" xmlns:w14="http://schemas.microsoft.com/office/word/2010/wordml" xmlns:w15="http://schemas.microsoft.com/office/word/2012/wordml" xmlns:w16cex="http://schemas.microsoft.com/office/word/2018/wordml/cex" xmlns:w16cid="http://schemas.microsoft.com/office/word/2016/wordml/cid" xmlns:w16="http://schemas.microsoft.com/office/word/2018/wordml" xmlns:w16du="http://schemas.microsoft.com/office/word/2023/wordml/word16du" xmlns:w16sdtdh="http://schemas.microsoft.com/office/word/2020/wordml/sdtdatahash" xmlns:w16sdtfl="http://schemas.microsoft.com/office/word/2024/wordml/sdtformatlock" xmlns:w16se="http://schemas.microsoft.com/office/word/2015/wordml/symex" mc:Ignorable="w14 w15 w16se w16cid w16 w16cex w16sdtdh w16sdtfl w16du">
   <w:docDefaults>
     <w:rPrDefault>
@@ -13870,7 +13641,7 @@
 </w:styles>
 </file>
 
-<file path=word\theme\theme1.xml><?xml version="1.0" encoding="utf-8"?>
+<file path=word/theme/theme1.xml><?xml version="1.0" encoding="utf-8"?>
 <a:theme xmlns:a="http://schemas.openxmlformats.org/drawingml/2006/main" name="Office Theme">
   <a:themeElements>
     <a:clrScheme name="Office">
@@ -14190,8 +13961,14 @@
 </a:theme>
 </file>
 
-<file path=word\webSettings.xml><?xml version="1.0" encoding="utf-8"?>
-<w:webSettings xmlns:mc="http://schemas.openxmlformats.org/markup-compatibility/2006" xmlns:r="http://schemas.openxmlformats.org/officeDocument/2006/relationships" xmlns:w="http://schemas.openxmlformats.org/wordprocessingml/2006/main" xmlns:w14="http://schemas.microsoft.com/office/word/2010/wordml" xmlns:w15="http://schemas.microsoft.com/office/word/2012/wordml" xmlns:w16cex="http://schemas.microsoft.com/office/word/2018/wordml/cex" xmlns:w16cid="http://schemas.microsoft.com/office/word/2016/wordml/cid" xmlns:w16="http://schemas.microsoft.com/office/word/2018/wordml" xmlns:w16du="http://schemas.microsoft.com/office/word/2023/wordml/word16du" xmlns:w16sdtdh="http://schemas.microsoft.com/office/word/2020/wordml/sdtdatahash" xmlns:w16sdtfl="http://schemas.microsoft.com/office/word/2024/wordml/sdtformatlock" xmlns:w16se="http://schemas.microsoft.com/office/word/2015/wordml/symex" mc:Ignorable="w14 w15 w16se w16cid w16 w16cex w16sdtdh w16sdtfl w16du">
-  <w:allowPNG/>
-</w:webSettings>
+<file path=customXml/item1.xml><?xml version="1.0" encoding="utf-8"?>
+<b:Sources xmlns:b="http://schemas.openxmlformats.org/officeDocument/2006/bibliography" xmlns="http://schemas.openxmlformats.org/officeDocument/2006/bibliography" SelectedStyle="/APA.XSL" StyleName="APA"/>
+</file>
+
+<file path=customXml/itemProps1.xml><?xml version="1.0" encoding="utf-8"?>
+<ds:datastoreItem xmlns:ds="http://schemas.openxmlformats.org/officeDocument/2006/customXml" ds:itemID="{EF278816-EC6F-A645-907D-7F25AECB1D4A}">
+  <ds:schemaRefs>
+    <ds:schemaRef ds:uri="http://schemas.openxmlformats.org/officeDocument/2006/bibliography"/>
+  </ds:schemaRefs>
+</ds:datastoreItem>
 </file>
--- a/public/templates/qd-giao-nhiem-vu-tvtk_tha.docx
+++ b/public/templates/qd-giao-nhiem-vu-tvtk_tha.docx
@@ -1,6 +1,6 @@
 
 <file path=word/document.xml><?xml version="1.0" encoding="utf-8"?>
-<w:document xmlns:wpc="http://schemas.microsoft.com/office/word/2010/wordprocessingCanvas" xmlns:cx="http://schemas.microsoft.com/office/drawing/2014/chartex" xmlns:cx1="http://schemas.microsoft.com/office/drawing/2015/9/8/chartex" xmlns:cx2="http://schemas.microsoft.com/office/drawing/2015/10/21/chartex" xmlns:cx3="http://schemas.microsoft.com/office/drawing/2016/5/9/chartex" xmlns:cx4="http://schemas.microsoft.com/office/drawing/2016/5/10/chartex" xmlns:cx5="http://schemas.microsoft.com/office/drawing/2016/5/11/chartex" xmlns:cx6="http://schemas.microsoft.com/office/drawing/2016/5/12/chartex" xmlns:cx7="http://schemas.microsoft.com/office/drawing/2016/5/13/chartex" xmlns:cx8="http://schemas.microsoft.com/office/drawing/2016/5/14/chartex" xmlns:mc="http://schemas.openxmlformats.org/markup-compatibility/2006" xmlns:aink="http://schemas.microsoft.com/office/drawing/2016/ink" xmlns:am3d="http://schemas.microsoft.com/office/drawing/2017/model3d" xmlns:o="urn:schemas-microsoft-com:office:office" xmlns:oel="http://schemas.microsoft.com/office/2019/extlst" xmlns:r="http://schemas.openxmlformats.org/officeDocument/2006/relationships" xmlns:m="http://schemas.openxmlformats.org/officeDocument/2006/math" xmlns:v="urn:schemas-microsoft-com:vml" xmlns:wp14="http://schemas.microsoft.com/office/word/2010/wordprocessingDrawing" xmlns:wp="http://schemas.openxmlformats.org/drawingml/2006/wordprocessingDrawing" xmlns:w10="urn:schemas-microsoft-com:office:word" xmlns:w="http://schemas.openxmlformats.org/wordprocessingml/2006/main" xmlns:w14="http://schemas.microsoft.com/office/word/2010/wordml" xmlns:w15="http://schemas.microsoft.com/office/word/2012/wordml" xmlns:w16cex="http://schemas.microsoft.com/office/word/2018/wordml/cex" xmlns:w16cid="http://schemas.microsoft.com/office/word/2016/wordml/cid" xmlns:w16="http://schemas.microsoft.com/office/word/2018/wordml" xmlns:w16du="http://schemas.microsoft.com/office/word/2023/wordml/word16du" xmlns:w16sdtdh="http://schemas.microsoft.com/office/word/2020/wordml/sdtdatahash" xmlns:w16sdtfl="http://schemas.microsoft.com/office/word/2024/wordml/sdtformatlock" xmlns:w16se="http://schemas.microsoft.com/office/word/2015/wordml/symex" xmlns:wpg="http://schemas.microsoft.com/office/word/2010/wordprocessingGroup" xmlns:wpi="http://schemas.microsoft.com/office/word/2010/wordprocessingInk" xmlns:wne="http://schemas.microsoft.com/office/word/2006/wordml" xmlns:wps="http://schemas.microsoft.com/office/word/2010/wordprocessingShape" mc:Ignorable="w14 w15 w16se w16cid w16 w16cex w16sdtdh w16sdtfl w16du wp14">
+<w:document xmlns:wpc="http://schemas.microsoft.com/office/word/2010/wordprocessingCanvas" xmlns:cx="http://schemas.microsoft.com/office/drawing/2014/chartex" xmlns:cx1="http://schemas.microsoft.com/office/drawing/2015/9/8/chartex" xmlns:cx2="http://schemas.microsoft.com/office/drawing/2015/10/21/chartex" xmlns:cx3="http://schemas.microsoft.com/office/drawing/2016/5/9/chartex" xmlns:cx4="http://schemas.microsoft.com/office/drawing/2016/5/10/chartex" xmlns:cx5="http://schemas.microsoft.com/office/drawing/2016/5/11/chartex" xmlns:cx6="http://schemas.microsoft.com/office/drawing/2016/5/12/chartex" xmlns:cx7="http://schemas.microsoft.com/office/drawing/2016/5/13/chartex" xmlns:cx8="http://schemas.microsoft.com/office/drawing/2016/5/14/chartex" xmlns:mc="http://schemas.openxmlformats.org/markup-compatibility/2006" xmlns:aink="http://schemas.microsoft.com/office/drawing/2016/ink" xmlns:am3d="http://schemas.microsoft.com/office/drawing/2017/model3d" xmlns:o="urn:schemas-microsoft-com:office:office" xmlns:oel="http://schemas.microsoft.com/office/2019/extlst" xmlns:r="http://schemas.openxmlformats.org/officeDocument/2006/relationships" xmlns:m="http://schemas.openxmlformats.org/officeDocument/2006/math" xmlns:v="urn:schemas-microsoft-com:vml" xmlns:wp14="http://schemas.microsoft.com/office/word/2010/wordprocessingDrawing" xmlns:wp="http://schemas.openxmlformats.org/drawingml/2006/wordprocessingDrawing" xmlns:w10="urn:schemas-microsoft-com:office:word" xmlns:w="http://schemas.openxmlformats.org/wordprocessingml/2006/main" xmlns:w14="http://schemas.microsoft.com/office/word/2010/wordml" xmlns:w15="http://schemas.microsoft.com/office/word/2012/wordml" xmlns:w16cei="http://schemas.microsoft.com/office/word/2026/wordml/cei" xmlns:w16cex="http://schemas.microsoft.com/office/word/2018/wordml/cex" xmlns:w16cid="http://schemas.microsoft.com/office/word/2016/wordml/cid" xmlns:w16="http://schemas.microsoft.com/office/word/2018/wordml" xmlns:w16du="http://schemas.microsoft.com/office/word/2023/wordml/word16du" xmlns:w16sdtdh="http://schemas.microsoft.com/office/word/2020/wordml/sdtdatahash" xmlns:w16sdtfl="http://schemas.microsoft.com/office/word/2024/wordml/sdtformatlock" xmlns:w16se="http://schemas.microsoft.com/office/word/2015/wordml/symex" xmlns:wpg="http://schemas.microsoft.com/office/word/2010/wordprocessingGroup" xmlns:wpi="http://schemas.microsoft.com/office/word/2010/wordprocessingInk" xmlns:wne="http://schemas.microsoft.com/office/word/2006/wordml" xmlns:wps="http://schemas.microsoft.com/office/word/2010/wordprocessingShape" mc:Ignorable="w14 w15 w16se w16cid w16 w16cex w16sdtdh w16sdtfl w16du wp14">
   <w:body>
     <w:tbl>
       <w:tblPr>
@@ -128,7 +128,7 @@
                 </mc:Choice>
                 <mc:Fallback>
                   <w:pict>
-                    <v:line w14:anchorId="613FBCC8" id="Straight Connector 1" o:spid="_x0000_s1026" style="position:absolute;z-index:251656192;visibility:visible;mso-wrap-style:square;mso-wrap-distance-left:9pt;mso-wrap-distance-top:0;mso-wrap-distance-right:9pt;mso-wrap-distance-bottom:0;mso-position-horizontal:center;mso-position-horizontal-relative:margin;mso-position-vertical:absolute;mso-position-vertical-relative:text" from="0,14.7pt" to="105.75pt,14.7pt" o:gfxdata="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" strokecolor="black [3040]" strokeweight=".5pt">
+                    <v:line w14:anchorId="759ACF81" id="Straight Connector 1" o:spid="_x0000_s1026" style="position:absolute;z-index:251656192;visibility:visible;mso-wrap-style:square;mso-wrap-distance-left:9pt;mso-wrap-distance-top:0;mso-wrap-distance-right:9pt;mso-wrap-distance-bottom:0;mso-position-horizontal:center;mso-position-horizontal-relative:margin;mso-position-vertical:absolute;mso-position-vertical-relative:text" from="0,14.7pt" to="105.75pt,14.7pt" o:gfxdata="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" strokecolor="black [3040]" strokeweight=".5pt">
                       <w10:wrap anchorx="margin"/>
                     </v:line>
                   </w:pict>
@@ -251,7 +251,7 @@
                 </mc:Choice>
                 <mc:Fallback>
                   <w:pict>
-                    <v:line w14:anchorId="0F9C5DB1" id="Straight Connector 2" o:spid="_x0000_s1026" style="position:absolute;z-index:251660288;visibility:visible;mso-wrap-style:square;mso-width-percent:0;mso-wrap-distance-left:9pt;mso-wrap-distance-top:0;mso-wrap-distance-right:9pt;mso-wrap-distance-bottom:0;mso-position-horizontal:absolute;mso-position-horizontal-relative:margin;mso-position-vertical:absolute;mso-position-vertical-relative:text;mso-width-percent:0;mso-width-relative:margin" from="41.4pt,14.85pt" to="188.65pt,14.85pt" o:gfxdata="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" strokecolor="black [3040]" strokeweight=".5pt">
+                    <v:line w14:anchorId="4A3F6A3A" id="Straight Connector 2" o:spid="_x0000_s1026" style="position:absolute;z-index:251660288;visibility:visible;mso-wrap-style:square;mso-width-percent:0;mso-wrap-distance-left:9pt;mso-wrap-distance-top:0;mso-wrap-distance-right:9pt;mso-wrap-distance-bottom:0;mso-position-horizontal:absolute;mso-position-horizontal-relative:margin;mso-position-vertical:absolute;mso-position-vertical-relative:text;mso-width-percent:0;mso-width-relative:margin" from="41.4pt,14.85pt" to="188.65pt,14.85pt" o:gfxdata="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" strokecolor="black [3040]" strokeweight=".5pt">
                       <w10:wrap anchorx="margin"/>
                     </v:line>
                   </w:pict>
@@ -360,14 +360,14 @@
           <w:b/>
           <w:szCs w:val="26"/>
         </w:rPr>
-        <w:t>Về việc giao nhiệm vụ và cấp chi phí lần 01 cho Xí nghiệp Dịch vụ Điện lực</w:t>
+        <w:t>Về việc giao nhiệm vụ và cấp chi phí lần 01 cho</w:t>
       </w:r>
       <w:r>
         <w:rPr>
           <w:b/>
           <w:szCs w:val="26"/>
         </w:rPr>
-        <w:br/>
+        <w:t xml:space="preserve"> </w:t>
       </w:r>
       <w:r>
         <w:rPr>
@@ -391,7 +391,22 @@
           <w:szCs w:val="26"/>
         </w:rPr>
         <w:br/>
-        <w:t xml:space="preserve">ĐTXD năm {nam_ke_hoach} - Công ty Điện lực </w:t>
+        <w:t xml:space="preserve">ĐTXD năm </w:t>
+      </w:r>
+      <w:r>
+        <w:rPr>
+          <w:b/>
+          <w:color w:val="EE0000"/>
+          <w:szCs w:val="26"/>
+        </w:rPr>
+        <w:t xml:space="preserve">{nam_ke_hoach} </w:t>
+      </w:r>
+      <w:r>
+        <w:rPr>
+          <w:b/>
+          <w:szCs w:val="26"/>
+        </w:rPr>
+        <w:t xml:space="preserve">- </w:t>
       </w:r>
       <w:r>
         <w:rPr>
@@ -609,7 +624,7 @@
         <w:t xml:space="preserve"> </w:t>
       </w:r>
       <w:r>
-        <w:t xml:space="preserve">lần thứ nhất cho Xí nghiệp Dịch vụ Điện lực </w:t>
+        <w:t xml:space="preserve">lần thứ nhất cho </w:t>
       </w:r>
       <w:r>
         <w:rPr>
@@ -635,7 +650,20 @@
         <w:rPr>
           <w:bCs/>
         </w:rPr>
-        <w:t xml:space="preserve"> đối với các công trình theo kế hoạch ĐTXD năm {nam_ke_hoach} của Công ty Điện lực </w:t>
+        <w:t xml:space="preserve"> đối với các công trình theo kế hoạch ĐTXD năm </w:t>
+      </w:r>
+      <w:r>
+        <w:rPr>
+          <w:bCs/>
+          <w:color w:val="EE0000"/>
+        </w:rPr>
+        <w:t xml:space="preserve">{nam_ke_hoach} </w:t>
+      </w:r>
+      <w:r>
+        <w:rPr>
+          <w:bCs/>
+        </w:rPr>
+        <w:t xml:space="preserve">của </w:t>
       </w:r>
       <w:r>
         <w:rPr>
@@ -736,8 +764,7 @@
         <w:jc w:val="both"/>
       </w:pPr>
       <w:r>
-        <w:lastRenderedPageBreak/>
-        <w:t xml:space="preserve">- Yêu cầu Xí nghiệp Dịch vụ Điện lực </w:t>
+        <w:t xml:space="preserve">- Yêu cầu </w:t>
       </w:r>
       <w:r>
         <w:rPr>
@@ -746,7 +773,7 @@
         <w:t>{ten_xi_nghiep}</w:t>
       </w:r>
       <w:r>
-        <w:t xml:space="preserve"> chủ động phối hợp với Công ty Điện lực </w:t>
+        <w:t xml:space="preserve"> chủ động phối hợp với </w:t>
       </w:r>
       <w:r>
         <w:rPr>
@@ -755,7 +782,11 @@
         <w:t>{ten_pc_tinh}</w:t>
       </w:r>
       <w:r>
-        <w:t xml:space="preserve"> thống nhất tiến độ triển khai gói thầu; khẩn trương lập bảng tiến độ chi tiết và có văn bản cam kết thực hiện đúng tiến độ yêu cầu gửi về Công ty trong thời hạn chậm nhất </w:t>
+        <w:t xml:space="preserve"> thống nhất tiến độ triển khai gói thầu; khẩn trương lập bảng tiến độ chi tiết và có văn bản cam kết thực </w:t>
+      </w:r>
+      <w:r>
+        <w:lastRenderedPageBreak/>
+        <w:t xml:space="preserve">hiện đúng tiến độ yêu cầu gửi về Công ty trong thời hạn chậm nhất </w:t>
       </w:r>
       <w:r>
         <w:rPr>
@@ -849,7 +880,7 @@
         <w:t xml:space="preserve">Điều 3. </w:t>
       </w:r>
       <w:r>
-        <w:t xml:space="preserve">Các Ông/Bà: Trưởng các Phòng chức năng Công ty có liên quan (Kinh doanh, Tài chính - Kế toán, Kỹ thuật - An toàn), Giám đốc Xí nghiệp Dịch vụ Điện lực </w:t>
+        <w:t xml:space="preserve">Các Ông: Trưởng các Phòng chức năng Công ty có liên quan (Kinh doanh, Tài chính - Kế toán, Kỹ thuật - An toàn), {danh_xung_gd_xn} Giám đốc Xí nghiệp Dịch vụ Điện lực </w:t>
       </w:r>
       <w:r>
         <w:rPr>
@@ -1157,15 +1188,13 @@
         <w:tblLook w:val="04A0" w:firstRow="1" w:lastRow="0" w:firstColumn="1" w:lastColumn="0" w:noHBand="0" w:noVBand="1"/>
       </w:tblPr>
       <w:tblGrid>
-        <w:gridCol w:w="1787"/>
-        <w:gridCol w:w="902"/>
-        <w:gridCol w:w="1326"/>
-        <w:gridCol w:w="1279"/>
-        <w:gridCol w:w="1875"/>
-        <w:gridCol w:w="1914"/>
-        <w:gridCol w:w="1771"/>
-        <w:gridCol w:w="1772"/>
-        <w:gridCol w:w="2417"/>
+        <w:gridCol w:w="1894"/>
+        <w:gridCol w:w="1408"/>
+        <w:gridCol w:w="2055"/>
+        <w:gridCol w:w="1811"/>
+        <w:gridCol w:w="2489"/>
+        <w:gridCol w:w="2820"/>
+        <w:gridCol w:w="2566"/>
       </w:tblGrid>
       <w:tr>
         <w:trPr>
@@ -1284,76 +1313,6 @@
                 <w:sz w:val="22"/>
               </w:rPr>
               <w:t>TMĐT tối đa (tr.đ)</w:t>
-            </w:r>
-          </w:p>
-        </w:tc>
-        <w:tc>
-          <w:tcPr>
-            <w:tcW w:w="1215" w:type="dxa"/>
-            <w:tcMar>
-              <w:top w:w="140" w:type="dxa"/>
-              <w:left w:w="100" w:type="dxa"/>
-              <w:bottom w:w="140" w:type="dxa"/>
-              <w:right w:w="100" w:type="dxa"/>
-            </w:tcMar>
-            <w:vAlign w:val="center"/>
-          </w:tcPr>
-          <w:p>
-            <w:pPr>
-              <w:jc w:val="center"/>
-              <w:rPr>
-                <w:color w:val="auto"/>
-                <w:sz w:val="22"/>
-              </w:rPr>
-            </w:pPr>
-            <w:r>
-              <w:rPr>
-                <w:b/>
-                <w:color w:val="auto"/>
-                <w:sz w:val="22"/>
-              </w:rPr>
-              <w:t>Gói thầu</w:t>
-            </w:r>
-            <w:r>
-              <w:rPr>
-                <w:b/>
-                <w:color w:val="auto"/>
-                <w:sz w:val="22"/>
-              </w:rPr>
-              <w:br/>
-              <w:t>TVTK</w:t>
-            </w:r>
-          </w:p>
-        </w:tc>
-        <w:tc>
-          <w:tcPr>
-            <w:tcW w:w="1048" w:type="dxa"/>
-          </w:tcPr>
-          <w:p>
-            <w:pPr>
-              <w:jc w:val="center"/>
-              <w:rPr>
-                <w:b/>
-                <w:color w:val="auto"/>
-                <w:sz w:val="22"/>
-              </w:rPr>
-            </w:pPr>
-            <w:r>
-              <w:rPr>
-                <w:b/>
-                <w:color w:val="auto"/>
-                <w:sz w:val="22"/>
-              </w:rPr>
-              <w:t>Gói thầu</w:t>
-            </w:r>
-            <w:r>
-              <w:rPr>
-                <w:b/>
-                <w:color w:val="auto"/>
-                <w:sz w:val="22"/>
-              </w:rPr>
-              <w:br/>
-              <w:t>TVGS</w:t>
             </w:r>
           </w:p>
         </w:tc>
@@ -1505,56 +1464,6 @@
                 <w:sz w:val="22"/>
               </w:rPr>
               <w:t>{tong_tmdt}</w:t>
-            </w:r>
-          </w:p>
-        </w:tc>
-        <w:tc>
-          <w:tcPr>
-            <w:tcW w:w="1215" w:type="dxa"/>
-            <w:tcMar>
-              <w:top w:w="100" w:type="dxa"/>
-              <w:left w:w="100" w:type="dxa"/>
-              <w:bottom w:w="100" w:type="dxa"/>
-              <w:right w:w="100" w:type="dxa"/>
-            </w:tcMar>
-            <w:vAlign w:val="center"/>
-          </w:tcPr>
-          <w:p>
-            <w:pPr>
-              <w:jc w:val="center"/>
-              <w:rPr>
-                <w:sz w:val="22"/>
-              </w:rPr>
-            </w:pPr>
-            <w:r>
-              <w:rPr>
-                <w:b/>
-                <w:sz w:val="22"/>
-              </w:rPr>
-              <w:t>-</w:t>
-            </w:r>
-          </w:p>
-        </w:tc>
-        <w:tc>
-          <w:tcPr>
-            <w:tcW w:w="1048" w:type="dxa"/>
-            <w:vAlign w:val="center"/>
-          </w:tcPr>
-          <w:p>
-            <w:pPr>
-              <w:jc w:val="right"/>
-              <w:rPr>
-                <w:b/>
-                <w:color w:val="CC0000"/>
-                <w:sz w:val="22"/>
-              </w:rPr>
-            </w:pPr>
-            <w:r>
-              <w:rPr>
-                <w:b/>
-                <w:sz w:val="22"/>
-              </w:rPr>
-              <w:t>-</w:t>
             </w:r>
           </w:p>
         </w:tc>
@@ -1772,61 +1681,6 @@
         </w:tc>
         <w:tc>
           <w:tcPr>
-            <w:tcW w:w="1215" w:type="dxa"/>
-            <w:tcMar>
-              <w:top w:w="100" w:type="dxa"/>
-              <w:left w:w="100" w:type="dxa"/>
-              <w:bottom w:w="100" w:type="dxa"/>
-              <w:right w:w="100" w:type="dxa"/>
-            </w:tcMar>
-            <w:vAlign w:val="center"/>
-          </w:tcPr>
-          <w:p>
-            <w:pPr>
-              <w:spacing w:after="40" w:line="276" w:lineRule="auto"/>
-              <w:jc w:val="center"/>
-              <w:rPr>
-                <w:iCs/>
-                <w:sz w:val="22"/>
-              </w:rPr>
-            </w:pPr>
-            <w:r>
-              <w:rPr>
-                <w:iCs/>
-                <w:color w:val="CC0000"/>
-                <w:sz w:val="22"/>
-              </w:rPr>
-              <w:t>{ct_danh_dau_tvtk}</w:t>
-            </w:r>
-          </w:p>
-        </w:tc>
-        <w:tc>
-          <w:tcPr>
-            <w:tcW w:w="1048" w:type="dxa"/>
-            <w:vAlign w:val="center"/>
-          </w:tcPr>
-          <w:p>
-            <w:pPr>
-              <w:spacing w:after="40"/>
-              <w:jc w:val="right"/>
-              <w:rPr>
-                <w:iCs/>
-                <w:color w:val="CC0000"/>
-                <w:sz w:val="22"/>
-              </w:rPr>
-            </w:pPr>
-            <w:r>
-              <w:rPr>
-                <w:iCs/>
-                <w:color w:val="CC0000"/>
-                <w:sz w:val="22"/>
-              </w:rPr>
-              <w:t>{ct_danh_dau_tvgs}</w:t>
-            </w:r>
-          </w:p>
-        </w:tc>
-        <w:tc>
-          <w:tcPr>
             <w:tcW w:w="0" w:type="auto"/>
             <w:tcMar>
               <w:top w:w="100" w:type="dxa"/>
@@ -1935,7 +1789,7 @@
 </file>
 
 <file path=word/numbering.xml><?xml version="1.0" encoding="utf-8"?>
-<w:numbering xmlns:wpc="http://schemas.microsoft.com/office/word/2010/wordprocessingCanvas" xmlns:cx="http://schemas.microsoft.com/office/drawing/2014/chartex" xmlns:cx1="http://schemas.microsoft.com/office/drawing/2015/9/8/chartex" xmlns:cx2="http://schemas.microsoft.com/office/drawing/2015/10/21/chartex" xmlns:cx3="http://schemas.microsoft.com/office/drawing/2016/5/9/chartex" xmlns:cx4="http://schemas.microsoft.com/office/drawing/2016/5/10/chartex" xmlns:cx5="http://schemas.microsoft.com/office/drawing/2016/5/11/chartex" xmlns:cx6="http://schemas.microsoft.com/office/drawing/2016/5/12/chartex" xmlns:cx7="http://schemas.microsoft.com/office/drawing/2016/5/13/chartex" xmlns:cx8="http://schemas.microsoft.com/office/drawing/2016/5/14/chartex" xmlns:mc="http://schemas.openxmlformats.org/markup-compatibility/2006" xmlns:aink="http://schemas.microsoft.com/office/drawing/2016/ink" xmlns:am3d="http://schemas.microsoft.com/office/drawing/2017/model3d" xmlns:o="urn:schemas-microsoft-com:office:office" xmlns:oel="http://schemas.microsoft.com/office/2019/extlst" xmlns:r="http://schemas.openxmlformats.org/officeDocument/2006/relationships" xmlns:m="http://schemas.openxmlformats.org/officeDocument/2006/math" xmlns:v="urn:schemas-microsoft-com:vml" xmlns:wp14="http://schemas.microsoft.com/office/word/2010/wordprocessingDrawing" xmlns:wp="http://schemas.openxmlformats.org/drawingml/2006/wordprocessingDrawing" xmlns:w10="urn:schemas-microsoft-com:office:word" xmlns:w="http://schemas.openxmlformats.org/wordprocessingml/2006/main" xmlns:w14="http://schemas.microsoft.com/office/word/2010/wordml" xmlns:w15="http://schemas.microsoft.com/office/word/2012/wordml" xmlns:w16cex="http://schemas.microsoft.com/office/word/2018/wordml/cex" xmlns:w16cid="http://schemas.microsoft.com/office/word/2016/wordml/cid" xmlns:w16="http://schemas.microsoft.com/office/word/2018/wordml" xmlns:w16du="http://schemas.microsoft.com/office/word/2023/wordml/word16du" xmlns:w16sdtdh="http://schemas.microsoft.com/office/word/2020/wordml/sdtdatahash" xmlns:w16sdtfl="http://schemas.microsoft.com/office/word/2024/wordml/sdtformatlock" xmlns:w16se="http://schemas.microsoft.com/office/word/2015/wordml/symex" xmlns:wpg="http://schemas.microsoft.com/office/word/2010/wordprocessingGroup" xmlns:wpi="http://schemas.microsoft.com/office/word/2010/wordprocessingInk" xmlns:wne="http://schemas.microsoft.com/office/word/2006/wordml" xmlns:wps="http://schemas.microsoft.com/office/word/2010/wordprocessingShape" mc:Ignorable="w14 w15 w16se w16cid w16 w16cex w16sdtdh w16sdtfl w16du wp14">
+<w:numbering xmlns:wpc="http://schemas.microsoft.com/office/word/2010/wordprocessingCanvas" xmlns:cx="http://schemas.microsoft.com/office/drawing/2014/chartex" xmlns:cx1="http://schemas.microsoft.com/office/drawing/2015/9/8/chartex" xmlns:cx2="http://schemas.microsoft.com/office/drawing/2015/10/21/chartex" xmlns:cx3="http://schemas.microsoft.com/office/drawing/2016/5/9/chartex" xmlns:cx4="http://schemas.microsoft.com/office/drawing/2016/5/10/chartex" xmlns:cx5="http://schemas.microsoft.com/office/drawing/2016/5/11/chartex" xmlns:cx6="http://schemas.microsoft.com/office/drawing/2016/5/12/chartex" xmlns:cx7="http://schemas.microsoft.com/office/drawing/2016/5/13/chartex" xmlns:cx8="http://schemas.microsoft.com/office/drawing/2016/5/14/chartex" xmlns:mc="http://schemas.openxmlformats.org/markup-compatibility/2006" xmlns:aink="http://schemas.microsoft.com/office/drawing/2016/ink" xmlns:am3d="http://schemas.microsoft.com/office/drawing/2017/model3d" xmlns:o="urn:schemas-microsoft-com:office:office" xmlns:oel="http://schemas.microsoft.com/office/2019/extlst" xmlns:r="http://schemas.openxmlformats.org/officeDocument/2006/relationships" xmlns:m="http://schemas.openxmlformats.org/officeDocument/2006/math" xmlns:v="urn:schemas-microsoft-com:vml" xmlns:wp14="http://schemas.microsoft.com/office/word/2010/wordprocessingDrawing" xmlns:wp="http://schemas.openxmlformats.org/drawingml/2006/wordprocessingDrawing" xmlns:w10="urn:schemas-microsoft-com:office:word" xmlns:w="http://schemas.openxmlformats.org/wordprocessingml/2006/main" xmlns:w14="http://schemas.microsoft.com/office/word/2010/wordml" xmlns:w15="http://schemas.microsoft.com/office/word/2012/wordml" xmlns:w16cei="http://schemas.microsoft.com/office/word/2026/wordml/cei" xmlns:w16cex="http://schemas.microsoft.com/office/word/2018/wordml/cex" xmlns:w16cid="http://schemas.microsoft.com/office/word/2016/wordml/cid" xmlns:w16="http://schemas.microsoft.com/office/word/2018/wordml" xmlns:w16du="http://schemas.microsoft.com/office/word/2023/wordml/word16du" xmlns:w16sdtdh="http://schemas.microsoft.com/office/word/2020/wordml/sdtdatahash" xmlns:w16sdtfl="http://schemas.microsoft.com/office/word/2024/wordml/sdtformatlock" xmlns:w16se="http://schemas.microsoft.com/office/word/2015/wordml/symex" xmlns:wpg="http://schemas.microsoft.com/office/word/2010/wordprocessingGroup" xmlns:wpi="http://schemas.microsoft.com/office/word/2010/wordprocessingInk" xmlns:wne="http://schemas.microsoft.com/office/word/2006/wordml" xmlns:wps="http://schemas.microsoft.com/office/word/2010/wordprocessingShape" mc:Ignorable="w14 w15 w16se w16cid w16 w16cex w16sdtdh w16sdtfl w16du wp14">
   <w:abstractNum w:abstractNumId="0" w15:restartNumberingAfterBreak="0">
     <w:nsid w:val="FFFFFF7C"/>
     <w:multiLevelType w:val="singleLevel"/>

--- a/public/templates/qd-giao-nhiem-vu-tvtk_tha.docx
+++ b/public/templates/qd-giao-nhiem-vu-tvtk_tha.docx
@@ -128,7 +128,7 @@
                 </mc:Choice>
                 <mc:Fallback>
                   <w:pict>
-                    <v:line w14:anchorId="759ACF81" id="Straight Connector 1" o:spid="_x0000_s1026" style="position:absolute;z-index:251656192;visibility:visible;mso-wrap-style:square;mso-wrap-distance-left:9pt;mso-wrap-distance-top:0;mso-wrap-distance-right:9pt;mso-wrap-distance-bottom:0;mso-position-horizontal:center;mso-position-horizontal-relative:margin;mso-position-vertical:absolute;mso-position-vertical-relative:text" from="0,14.7pt" to="105.75pt,14.7pt" o:gfxdata="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" strokecolor="black [3040]" strokeweight=".5pt">
+                    <v:line w14:anchorId="24EAB899" id="Straight Connector 1" o:spid="_x0000_s1026" style="position:absolute;z-index:251656192;visibility:visible;mso-wrap-style:square;mso-wrap-distance-left:9pt;mso-wrap-distance-top:0;mso-wrap-distance-right:9pt;mso-wrap-distance-bottom:0;mso-position-horizontal:center;mso-position-horizontal-relative:margin;mso-position-vertical:absolute;mso-position-vertical-relative:text" from="0,14.7pt" to="105.75pt,14.7pt" o:gfxdata="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" strokecolor="black [3040]" strokeweight=".5pt">
                       <w10:wrap anchorx="margin"/>
                     </v:line>
                   </w:pict>
@@ -251,7 +251,7 @@
                 </mc:Choice>
                 <mc:Fallback>
                   <w:pict>
-                    <v:line w14:anchorId="4A3F6A3A" id="Straight Connector 2" o:spid="_x0000_s1026" style="position:absolute;z-index:251660288;visibility:visible;mso-wrap-style:square;mso-width-percent:0;mso-wrap-distance-left:9pt;mso-wrap-distance-top:0;mso-wrap-distance-right:9pt;mso-wrap-distance-bottom:0;mso-position-horizontal:absolute;mso-position-horizontal-relative:margin;mso-position-vertical:absolute;mso-position-vertical-relative:text;mso-width-percent:0;mso-width-relative:margin" from="41.4pt,14.85pt" to="188.65pt,14.85pt" o:gfxdata="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" strokecolor="black [3040]" strokeweight=".5pt">
+                    <v:line w14:anchorId="088EB8FC" id="Straight Connector 2" o:spid="_x0000_s1026" style="position:absolute;z-index:251660288;visibility:visible;mso-wrap-style:square;mso-width-percent:0;mso-wrap-distance-left:9pt;mso-wrap-distance-top:0;mso-wrap-distance-right:9pt;mso-wrap-distance-bottom:0;mso-position-horizontal:absolute;mso-position-horizontal-relative:margin;mso-position-vertical:absolute;mso-position-vertical-relative:text;mso-width-percent:0;mso-width-relative:margin" from="41.4pt,14.85pt" to="188.65pt,14.85pt" o:gfxdata="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" strokecolor="black [3040]" strokeweight=".5pt">
                       <w10:wrap anchorx="margin"/>
                     </v:line>
                   </w:pict>
@@ -811,7 +811,7 @@
         <w:jc w:val="both"/>
       </w:pPr>
       <w:r>
-        <w:t xml:space="preserve">- Khẩn trương làm việc với Công ty Điện lực </w:t>
+        <w:t xml:space="preserve">- Khẩn trương làm việc với </w:t>
       </w:r>
       <w:r>
         <w:rPr>
@@ -838,7 +838,7 @@
         <w:t xml:space="preserve"> </w:t>
       </w:r>
       <w:r>
-        <w:t xml:space="preserve">Hoàn thành toàn bộ công việc theo đúng các mốc thời gian quy định tại các điều khoản của Hợp đồng được ký kết, các yêu cầu bổ sung khác của Công ty Điện lực </w:t>
+        <w:t xml:space="preserve">Hoàn thành toàn bộ công việc theo đúng các mốc thời gian quy định tại các điều khoản của Hợp đồng được ký kết, các yêu cầu bổ sung khác của </w:t>
       </w:r>
       <w:r>
         <w:rPr>

--- a/public/templates/qd-giao-nhiem-vu-tvtk_tha.docx
+++ b/public/templates/qd-giao-nhiem-vu-tvtk_tha.docx
@@ -128,7 +128,7 @@
                 </mc:Choice>
                 <mc:Fallback>
                   <w:pict>
-                    <v:line w14:anchorId="24EAB899" id="Straight Connector 1" o:spid="_x0000_s1026" style="position:absolute;z-index:251656192;visibility:visible;mso-wrap-style:square;mso-wrap-distance-left:9pt;mso-wrap-distance-top:0;mso-wrap-distance-right:9pt;mso-wrap-distance-bottom:0;mso-position-horizontal:center;mso-position-horizontal-relative:margin;mso-position-vertical:absolute;mso-position-vertical-relative:text" from="0,14.7pt" to="105.75pt,14.7pt" o:gfxdata="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" strokecolor="black [3040]" strokeweight=".5pt">
+                    <v:line w14:anchorId="03DE5559" id="Straight Connector 1" o:spid="_x0000_s1026" style="position:absolute;z-index:251656192;visibility:visible;mso-wrap-style:square;mso-wrap-distance-left:9pt;mso-wrap-distance-top:0;mso-wrap-distance-right:9pt;mso-wrap-distance-bottom:0;mso-position-horizontal:center;mso-position-horizontal-relative:margin;mso-position-vertical:absolute;mso-position-vertical-relative:text" from="0,14.7pt" to="105.75pt,14.7pt" o:gfxdata="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" strokecolor="black [3040]" strokeweight=".5pt">
                       <w10:wrap anchorx="margin"/>
                     </v:line>
                   </w:pict>
@@ -251,7 +251,7 @@
                 </mc:Choice>
                 <mc:Fallback>
                   <w:pict>
-                    <v:line w14:anchorId="088EB8FC" id="Straight Connector 2" o:spid="_x0000_s1026" style="position:absolute;z-index:251660288;visibility:visible;mso-wrap-style:square;mso-width-percent:0;mso-wrap-distance-left:9pt;mso-wrap-distance-top:0;mso-wrap-distance-right:9pt;mso-wrap-distance-bottom:0;mso-position-horizontal:absolute;mso-position-horizontal-relative:margin;mso-position-vertical:absolute;mso-position-vertical-relative:text;mso-width-percent:0;mso-width-relative:margin" from="41.4pt,14.85pt" to="188.65pt,14.85pt" o:gfxdata="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" strokecolor="black [3040]" strokeweight=".5pt">
+                    <v:line w14:anchorId="324C7C35" id="Straight Connector 2" o:spid="_x0000_s1026" style="position:absolute;z-index:251660288;visibility:visible;mso-wrap-style:square;mso-width-percent:0;mso-wrap-distance-left:9pt;mso-wrap-distance-top:0;mso-wrap-distance-right:9pt;mso-wrap-distance-bottom:0;mso-position-horizontal:absolute;mso-position-horizontal-relative:margin;mso-position-vertical:absolute;mso-position-vertical-relative:text;mso-width-percent:0;mso-width-relative:margin" from="41.4pt,14.85pt" to="188.65pt,14.85pt" o:gfxdata="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" strokecolor="black [3040]" strokeweight=".5pt">
                       <w10:wrap anchorx="margin"/>
                     </v:line>
                   </w:pict>
@@ -478,7 +478,7 @@
         <w:rPr>
           <w:i/>
         </w:rPr>
-        <w:t xml:space="preserve"> của Tổng công ty Điện lực miền Bắc về việc thành lập Xí nghiệp Dịch vụ Điện lực </w:t>
+        <w:t xml:space="preserve"> của Tổng công ty Điện lực miền Bắc về việc thành lập </w:t>
       </w:r>
       <w:r>
         <w:rPr>
@@ -543,7 +543,7 @@
         <w:rPr>
           <w:i/>
         </w:rPr>
-        <w:t xml:space="preserve"> về việc duyệt danh mục và tạm giao kế hoạch vốn công trình ĐTXD năm {nam_ke_hoach} cho Công ty Điện lực </w:t>
+        <w:t xml:space="preserve"> về việc duyệt danh mục và tạm giao kế hoạch vốn công trình ĐTXD năm {nam_ke_hoach} cho </w:t>
       </w:r>
       <w:r>
         <w:rPr>
@@ -730,7 +730,7 @@
         <w:t>{so_tien_tam_ung_chu}</w:t>
       </w:r>
       <w:r>
-        <w:t xml:space="preserve"> đồng chẵn.</w:t>
+        <w:t>.</w:t>
       </w:r>
     </w:p>
     <w:p>
@@ -870,7 +870,7 @@
     </w:p>
     <w:p>
       <w:pPr>
-        <w:spacing w:after="480"/>
+        <w:spacing w:after="240"/>
         <w:jc w:val="both"/>
       </w:pPr>
       <w:r>
@@ -880,7 +880,13 @@
         <w:t xml:space="preserve">Điều 3. </w:t>
       </w:r>
       <w:r>
-        <w:t xml:space="preserve">Các Ông: Trưởng các Phòng chức năng Công ty có liên quan (Kinh doanh, Tài chính - Kế toán, Kỹ thuật - An toàn), {danh_xung_gd_xn} Giám đốc Xí nghiệp Dịch vụ Điện lực </w:t>
+        <w:t>Các Ông</w:t>
+      </w:r>
+      <w:r>
+        <w:t>/Bà</w:t>
+      </w:r>
+      <w:r>
+        <w:t xml:space="preserve">: Trưởng các Phòng chức năng Công ty có liên quan (Kinh doanh, Tài chính - Kế toán, Kỹ thuật - An toàn), {danh_xung_gd_xn} Giám đốc </w:t>
       </w:r>
       <w:r>
         <w:rPr>
@@ -901,14 +907,13 @@
     </w:p>
     <w:tbl>
       <w:tblPr>
-        <w:tblW w:w="0" w:type="auto"/>
+        <w:tblW w:w="5000" w:type="pct"/>
         <w:jc w:val="center"/>
-        <w:tblLayout w:type="fixed"/>
         <w:tblLook w:val="04A0" w:firstRow="1" w:lastRow="0" w:firstColumn="1" w:lastColumn="0" w:noHBand="0" w:noVBand="1"/>
       </w:tblPr>
       <w:tblGrid>
-        <w:gridCol w:w="5040"/>
-        <w:gridCol w:w="5760"/>
+        <w:gridCol w:w="4335"/>
+        <w:gridCol w:w="4955"/>
       </w:tblGrid>
       <w:tr>
         <w:trPr>
@@ -916,7 +921,7 @@
         </w:trPr>
         <w:tc>
           <w:tcPr>
-            <w:tcW w:w="5040" w:type="dxa"/>
+            <w:tcW w:w="2333" w:type="pct"/>
           </w:tcPr>
           <w:p>
             <w:pPr>
@@ -993,20 +998,7 @@
               <w:rPr>
                 <w:sz w:val="22"/>
               </w:rPr>
-              <w:t xml:space="preserve">- XN Dịch vụ Điện lực </w:t>
-            </w:r>
-            <w:r>
-              <w:rPr>
-                <w:color w:val="CC0000"/>
-                <w:sz w:val="22"/>
-              </w:rPr>
-              <w:t>{ten_tinh}</w:t>
-            </w:r>
-            <w:r>
-              <w:rPr>
-                <w:sz w:val="22"/>
-              </w:rPr>
-              <w:t>;</w:t>
+              <w:t>- {ten_xi_nghiep};</w:t>
             </w:r>
           </w:p>
           <w:p>
@@ -1024,7 +1016,7 @@
         </w:tc>
         <w:tc>
           <w:tcPr>
-            <w:tcW w:w="5760" w:type="dxa"/>
+            <w:tcW w:w="2667" w:type="pct"/>
           </w:tcPr>
           <w:p>
             <w:pPr>
@@ -1081,6 +1073,26 @@
               <w:spacing w:after="0"/>
               <w:jc w:val="center"/>
               <w:rPr>
+                <w:szCs w:val="26"/>
+              </w:rPr>
+            </w:pPr>
+          </w:p>
+          <w:p>
+            <w:pPr>
+              <w:spacing w:after="0"/>
+              <w:jc w:val="center"/>
+              <w:rPr>
+                <w:b/>
+                <w:szCs w:val="26"/>
+              </w:rPr>
+            </w:pPr>
+          </w:p>
+          <w:p>
+            <w:pPr>
+              <w:spacing w:after="0"/>
+              <w:jc w:val="center"/>
+              <w:rPr>
+                <w:b/>
                 <w:szCs w:val="26"/>
               </w:rPr>
             </w:pPr>

--- a/public/templates/qd-giao-nhiem-vu-tvtk_tha.docx
+++ b/public/templates/qd-giao-nhiem-vu-tvtk_tha.docx
@@ -26,6 +26,7 @@
               <w:jc w:val="center"/>
               <w:rPr>
                 <w:bCs/>
+                <w:color w:val="auto"/>
                 <w:sz w:val="24"/>
                 <w:szCs w:val="24"/>
               </w:rPr>
@@ -33,6 +34,7 @@
             <w:r>
               <w:rPr>
                 <w:bCs/>
+                <w:color w:val="auto"/>
                 <w:sz w:val="24"/>
                 <w:szCs w:val="24"/>
               </w:rPr>
@@ -45,6 +47,7 @@
               <w:jc w:val="center"/>
               <w:rPr>
                 <w:b/>
+                <w:color w:val="auto"/>
                 <w:sz w:val="24"/>
                 <w:szCs w:val="24"/>
               </w:rPr>
@@ -52,6 +55,7 @@
             <w:r>
               <w:rPr>
                 <w:b/>
+                <w:color w:val="auto"/>
                 <w:sz w:val="24"/>
                 <w:szCs w:val="24"/>
               </w:rPr>
@@ -64,6 +68,7 @@
               <w:jc w:val="center"/>
               <w:rPr>
                 <w:b/>
+                <w:color w:val="auto"/>
                 <w:sz w:val="24"/>
                 <w:szCs w:val="24"/>
               </w:rPr>
@@ -72,6 +77,7 @@
               <w:rPr>
                 <w:b/>
                 <w:noProof/>
+                <w:color w:val="auto"/>
                 <w:sz w:val="24"/>
                 <w:szCs w:val="24"/>
               </w:rPr>
@@ -128,7 +134,7 @@
                 </mc:Choice>
                 <mc:Fallback>
                   <w:pict>
-                    <v:line w14:anchorId="03DE5559" id="Straight Connector 1" o:spid="_x0000_s1026" style="position:absolute;z-index:251656192;visibility:visible;mso-wrap-style:square;mso-wrap-distance-left:9pt;mso-wrap-distance-top:0;mso-wrap-distance-right:9pt;mso-wrap-distance-bottom:0;mso-position-horizontal:center;mso-position-horizontal-relative:margin;mso-position-vertical:absolute;mso-position-vertical-relative:text" from="0,14.7pt" to="105.75pt,14.7pt" o:gfxdata="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" strokecolor="black [3040]" strokeweight=".5pt">
+                    <v:line w14:anchorId="1C9BBEF3" id="Straight Connector 1" o:spid="_x0000_s1026" style="position:absolute;z-index:251656192;visibility:visible;mso-wrap-style:square;mso-wrap-distance-left:9pt;mso-wrap-distance-top:0;mso-wrap-distance-right:9pt;mso-wrap-distance-bottom:0;mso-position-horizontal:center;mso-position-horizontal-relative:margin;mso-position-vertical:absolute;mso-position-vertical-relative:text" from="0,14.7pt" to="105.75pt,14.7pt" o:gfxdata="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" strokecolor="black [3040]" strokeweight=".5pt">
                       <w10:wrap anchorx="margin"/>
                     </v:line>
                   </w:pict>
@@ -138,6 +144,7 @@
             <w:r>
               <w:rPr>
                 <w:b/>
+                <w:color w:val="auto"/>
                 <w:sz w:val="24"/>
                 <w:szCs w:val="24"/>
               </w:rPr>
@@ -157,6 +164,7 @@
                 <w:b/>
                 <w:bCs/>
                 <w:iCs/>
+                <w:color w:val="auto"/>
                 <w:spacing w:val="-12"/>
                 <w:sz w:val="24"/>
                 <w:szCs w:val="24"/>
@@ -167,6 +175,7 @@
                 <w:b/>
                 <w:bCs/>
                 <w:iCs/>
+                <w:color w:val="auto"/>
                 <w:spacing w:val="-12"/>
                 <w:sz w:val="24"/>
                 <w:szCs w:val="24"/>
@@ -182,6 +191,7 @@
                 <w:b/>
                 <w:bCs/>
                 <w:iCs/>
+                <w:color w:val="auto"/>
                 <w:sz w:val="24"/>
                 <w:szCs w:val="24"/>
               </w:rPr>
@@ -192,6 +202,7 @@
                 <w:bCs/>
                 <w:iCs/>
                 <w:noProof/>
+                <w:color w:val="auto"/>
                 <w:sz w:val="24"/>
                 <w:szCs w:val="24"/>
               </w:rPr>
@@ -251,7 +262,7 @@
                 </mc:Choice>
                 <mc:Fallback>
                   <w:pict>
-                    <v:line w14:anchorId="324C7C35" id="Straight Connector 2" o:spid="_x0000_s1026" style="position:absolute;z-index:251660288;visibility:visible;mso-wrap-style:square;mso-width-percent:0;mso-wrap-distance-left:9pt;mso-wrap-distance-top:0;mso-wrap-distance-right:9pt;mso-wrap-distance-bottom:0;mso-position-horizontal:absolute;mso-position-horizontal-relative:margin;mso-position-vertical:absolute;mso-position-vertical-relative:text;mso-width-percent:0;mso-width-relative:margin" from="41.4pt,14.85pt" to="188.65pt,14.85pt" o:gfxdata="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" strokecolor="black [3040]" strokeweight=".5pt">
+                    <v:line w14:anchorId="21559DA8" id="Straight Connector 2" o:spid="_x0000_s1026" style="position:absolute;z-index:251660288;visibility:visible;mso-wrap-style:square;mso-width-percent:0;mso-wrap-distance-left:9pt;mso-wrap-distance-top:0;mso-wrap-distance-right:9pt;mso-wrap-distance-bottom:0;mso-position-horizontal:absolute;mso-position-horizontal-relative:margin;mso-position-vertical:absolute;mso-position-vertical-relative:text;mso-width-percent:0;mso-width-relative:margin" from="41.4pt,14.85pt" to="188.65pt,14.85pt" o:gfxdata="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" strokecolor="black [3040]" strokeweight=".5pt">
                       <w10:wrap anchorx="margin"/>
                     </v:line>
                   </w:pict>
@@ -263,6 +274,7 @@
                 <w:b/>
                 <w:bCs/>
                 <w:iCs/>
+                <w:color w:val="auto"/>
                 <w:sz w:val="24"/>
                 <w:szCs w:val="24"/>
               </w:rPr>
@@ -283,22 +295,17 @@
             <w:pPr>
               <w:spacing w:after="120"/>
               <w:rPr>
+                <w:color w:val="auto"/>
                 <w:szCs w:val="26"/>
               </w:rPr>
             </w:pPr>
             <w:r>
               <w:rPr>
                 <w:iCs/>
+                <w:color w:val="auto"/>
                 <w:szCs w:val="26"/>
               </w:rPr>
-              <w:t xml:space="preserve">                   </w:t>
-            </w:r>
-            <w:r>
-              <w:rPr>
-                <w:iCs/>
-                <w:szCs w:val="26"/>
-              </w:rPr>
-              <w:t>Số: {so_qd}/QĐ-NPSC</w:t>
+              <w:t xml:space="preserve">                   Số: {so_qd}/QĐ-NPSC</w:t>
             </w:r>
           </w:p>
         </w:tc>
@@ -312,12 +319,14 @@
               <w:jc w:val="center"/>
               <w:rPr>
                 <w:b/>
+                <w:color w:val="auto"/>
                 <w:szCs w:val="26"/>
               </w:rPr>
             </w:pPr>
             <w:r>
               <w:rPr>
                 <w:i/>
+                <w:color w:val="auto"/>
                 <w:szCs w:val="26"/>
               </w:rPr>
               <w:t>Hà Nội, {ngay_ban_hanh_chu}</w:t>
@@ -329,6 +338,9 @@
     <w:p>
       <w:pPr>
         <w:spacing w:before="360" w:after="0"/>
+        <w:rPr>
+          <w:color w:val="auto"/>
+        </w:rPr>
       </w:pPr>
     </w:p>
     <w:p>
@@ -336,13 +348,14 @@
         <w:spacing w:after="240" w:line="288" w:lineRule="auto"/>
         <w:jc w:val="center"/>
         <w:rPr>
+          <w:color w:val="auto"/>
           <w:szCs w:val="26"/>
         </w:rPr>
       </w:pPr>
       <w:r>
         <w:rPr>
           <w:b/>
-          <w:color w:val="0000CC"/>
+          <w:color w:val="auto"/>
           <w:szCs w:val="26"/>
         </w:rPr>
         <w:t>QUYẾT ĐỊNH</w:t>
@@ -350,21 +363,16 @@
       <w:r>
         <w:rPr>
           <w:b/>
-          <w:color w:val="003366"/>
+          <w:color w:val="auto"/>
           <w:szCs w:val="26"/>
         </w:rPr>
         <w:br/>
-      </w:r>
-      <w:r>
-        <w:rPr>
-          <w:b/>
-          <w:szCs w:val="26"/>
-        </w:rPr>
         <w:t>Về việc giao nhiệm vụ và cấp chi phí lần 01 cho</w:t>
       </w:r>
       <w:r>
         <w:rPr>
           <w:b/>
+          <w:color w:val="auto"/>
           <w:szCs w:val="26"/>
         </w:rPr>
         <w:t xml:space="preserve"> </w:t>
@@ -372,7 +380,7 @@
       <w:r>
         <w:rPr>
           <w:b/>
-          <w:color w:val="CC0000"/>
+          <w:color w:val="auto"/>
           <w:szCs w:val="26"/>
         </w:rPr>
         <w:t>{ten_xi_nghiep}</w:t>
@@ -380,6 +388,7 @@
       <w:r>
         <w:rPr>
           <w:b/>
+          <w:color w:val="auto"/>
           <w:szCs w:val="26"/>
         </w:rPr>
         <w:br/>
@@ -388,43 +397,25 @@
       <w:r>
         <w:rPr>
           <w:b/>
+          <w:color w:val="auto"/>
           <w:szCs w:val="26"/>
         </w:rPr>
         <w:br/>
-        <w:t xml:space="preserve">ĐTXD năm </w:t>
-      </w:r>
-      <w:r>
-        <w:rPr>
-          <w:b/>
-          <w:color w:val="EE0000"/>
-          <w:szCs w:val="26"/>
-        </w:rPr>
-        <w:t xml:space="preserve">{nam_ke_hoach} </w:t>
-      </w:r>
-      <w:r>
-        <w:rPr>
-          <w:b/>
-          <w:szCs w:val="26"/>
-        </w:rPr>
-        <w:t xml:space="preserve">- </w:t>
-      </w:r>
-      <w:r>
-        <w:rPr>
-          <w:b/>
-          <w:color w:val="CC0000"/>
-          <w:szCs w:val="26"/>
-        </w:rPr>
-        <w:t>{ten_pc_tinh}</w:t>
+        <w:t>ĐTXD năm {nam_ke_hoach} - {ten_pc_tinh}</w:t>
       </w:r>
     </w:p>
     <w:p>
       <w:pPr>
         <w:spacing w:before="360" w:after="360"/>
         <w:jc w:val="center"/>
+        <w:rPr>
+          <w:color w:val="auto"/>
+        </w:rPr>
       </w:pPr>
       <w:r>
         <w:rPr>
           <w:b/>
+          <w:color w:val="auto"/>
         </w:rPr>
         <w:t>GIÁM ĐỐC CÔNG TY DỊCH VỤ ĐIỆN LỰC MIỀN BẮC</w:t>
       </w:r>
@@ -434,10 +425,14 @@
         <w:spacing w:after="80"/>
         <w:ind w:firstLine="720"/>
         <w:jc w:val="both"/>
+        <w:rPr>
+          <w:color w:val="auto"/>
+        </w:rPr>
       </w:pPr>
       <w:r>
         <w:rPr>
           <w:i/>
+          <w:color w:val="auto"/>
         </w:rPr>
         <w:t>Căn cứ Quyết định 3919/QĐ-EVNNPC ngày 17/12/2018 của Tổng công ty Điện lực miền Bắc về việc: Đổi tên Công ty Lưới điện cao thế miền Bắc thành Công ty Dịch vụ Điện lực miền Bắc;</w:t>
       </w:r>
@@ -447,51 +442,16 @@
         <w:spacing w:after="80"/>
         <w:ind w:firstLine="720"/>
         <w:jc w:val="both"/>
+        <w:rPr>
+          <w:color w:val="auto"/>
+        </w:rPr>
       </w:pPr>
       <w:r>
         <w:rPr>
           <w:i/>
+          <w:color w:val="auto"/>
         </w:rPr>
-        <w:t xml:space="preserve">Căn cứ Quyết định số </w:t>
-      </w:r>
-      <w:r>
-        <w:rPr>
-          <w:i/>
-          <w:color w:val="CC0000"/>
-        </w:rPr>
-        <w:t>{so_qd_thanh_lap_xn}</w:t>
-      </w:r>
-      <w:r>
-        <w:rPr>
-          <w:i/>
-        </w:rPr>
-        <w:t xml:space="preserve"> ngày </w:t>
-      </w:r>
-      <w:r>
-        <w:rPr>
-          <w:i/>
-          <w:color w:val="CC0000"/>
-        </w:rPr>
-        <w:t>{ngay_qd_thanh_lap_xn}</w:t>
-      </w:r>
-      <w:r>
-        <w:rPr>
-          <w:i/>
-        </w:rPr>
-        <w:t xml:space="preserve"> của Tổng công ty Điện lực miền Bắc về việc thành lập </w:t>
-      </w:r>
-      <w:r>
-        <w:rPr>
-          <w:i/>
-          <w:color w:val="CC0000"/>
-        </w:rPr>
-        <w:t>{ten_xi_nghiep}</w:t>
-      </w:r>
-      <w:r>
-        <w:rPr>
-          <w:i/>
-        </w:rPr>
-        <w:t xml:space="preserve"> trực thuộc Công ty Dịch vụ Điện lực miền Bắc;</w:t>
+        <w:t>Căn cứ Quyết định số {so_qd_thanh_lap_xn} ngày {ngay_qd_thanh_lap_xn} của Tổng công ty Điện lực miền Bắc về việc thành lập {ten_xi_nghiep} trực thuộc Công ty Dịch vụ Điện lực miền Bắc;</w:t>
       </w:r>
     </w:p>
     <w:p>
@@ -499,10 +459,14 @@
         <w:spacing w:after="80"/>
         <w:ind w:firstLine="720"/>
         <w:jc w:val="both"/>
+        <w:rPr>
+          <w:color w:val="auto"/>
+        </w:rPr>
       </w:pPr>
       <w:r>
         <w:rPr>
           <w:i/>
+          <w:color w:val="auto"/>
         </w:rPr>
         <w:t>Căn cứ Quy trình cấp chi phí nội bộ trong Công ty Dịch vụ Điện lực miền Bắc ban hành kèm theo Quyết định số 1299/QĐ-NPSC ngày 28/7/2022;</w:t>
       </w:r>
@@ -512,51 +476,16 @@
         <w:spacing w:after="80"/>
         <w:ind w:firstLine="720"/>
         <w:jc w:val="both"/>
+        <w:rPr>
+          <w:color w:val="auto"/>
+        </w:rPr>
       </w:pPr>
       <w:r>
         <w:rPr>
           <w:i/>
+          <w:color w:val="auto"/>
         </w:rPr>
-        <w:t xml:space="preserve">Căn cứ Quyết định số </w:t>
-      </w:r>
-      <w:r>
-        <w:rPr>
-          <w:i/>
-          <w:color w:val="CC0000"/>
-        </w:rPr>
-        <w:t>{so_qd_tam_giao_khv}</w:t>
-      </w:r>
-      <w:r>
-        <w:rPr>
-          <w:i/>
-        </w:rPr>
-        <w:t xml:space="preserve"> ngày </w:t>
-      </w:r>
-      <w:r>
-        <w:rPr>
-          <w:i/>
-          <w:color w:val="CC0000"/>
-        </w:rPr>
-        <w:t>{ngay_qd_tam_giao_khv}</w:t>
-      </w:r>
-      <w:r>
-        <w:rPr>
-          <w:i/>
-        </w:rPr>
-        <w:t xml:space="preserve"> về việc duyệt danh mục và tạm giao kế hoạch vốn công trình ĐTXD năm {nam_ke_hoach} cho </w:t>
-      </w:r>
-      <w:r>
-        <w:rPr>
-          <w:i/>
-          <w:color w:val="CC0000"/>
-        </w:rPr>
-        <w:t>{ten_pc_tinh}</w:t>
-      </w:r>
-      <w:r>
-        <w:rPr>
-          <w:i/>
-        </w:rPr>
-        <w:t>;</w:t>
+        <w:t>Căn cứ Quyết định số {so_qd_tam_giao_khv} ngày {ngay_qd_tam_giao_khv} về việc duyệt danh mục và tạm giao kế hoạch vốn công trình ĐTXD năm {nam_ke_hoach} cho {ten_pc_tinh};</w:t>
       </w:r>
     </w:p>
     <w:p>
@@ -564,10 +493,14 @@
         <w:spacing w:after="80"/>
         <w:ind w:firstLine="720"/>
         <w:jc w:val="both"/>
+        <w:rPr>
+          <w:color w:val="auto"/>
+        </w:rPr>
       </w:pPr>
       <w:r>
         <w:rPr>
           <w:i/>
+          <w:color w:val="auto"/>
         </w:rPr>
         <w:t>Căn cứ chức năng, nhiệm vụ các đơn vị trực thuộc Công ty Dịch vụ Điện lực miền Bắc;</w:t>
       </w:r>
@@ -577,10 +510,14 @@
         <w:spacing w:after="240"/>
         <w:ind w:firstLine="720"/>
         <w:jc w:val="both"/>
+        <w:rPr>
+          <w:color w:val="auto"/>
+        </w:rPr>
       </w:pPr>
       <w:r>
         <w:rPr>
           <w:i/>
+          <w:color w:val="auto"/>
         </w:rPr>
         <w:t>Theo đề nghị của Trưởng phòng Kinh doanh.</w:t>
       </w:r>
@@ -589,10 +526,14 @@
       <w:pPr>
         <w:spacing w:before="240" w:after="240"/>
         <w:jc w:val="center"/>
+        <w:rPr>
+          <w:color w:val="auto"/>
+        </w:rPr>
       </w:pPr>
       <w:r>
         <w:rPr>
           <w:b/>
+          <w:color w:val="auto"/>
         </w:rPr>
         <w:t>QUYẾT ĐỊNH:</w:t>
       </w:r>
@@ -600,83 +541,46 @@
     <w:p>
       <w:pPr>
         <w:spacing w:after="120"/>
+        <w:ind w:firstLine="720"/>
         <w:jc w:val="both"/>
         <w:rPr>
           <w:bCs/>
+          <w:color w:val="auto"/>
         </w:rPr>
       </w:pPr>
       <w:r>
         <w:rPr>
           <w:b/>
+          <w:color w:val="auto"/>
         </w:rPr>
         <w:t xml:space="preserve">Điều 1. </w:t>
       </w:r>
       <w:r>
         <w:rPr>
           <w:bCs/>
+          <w:color w:val="auto"/>
         </w:rPr>
         <w:t>Giao nhiệm vụ và cấp tạm ứng chi phí</w:t>
       </w:r>
       <w:r>
         <w:rPr>
           <w:b/>
+          <w:color w:val="auto"/>
         </w:rPr>
         <w:t xml:space="preserve"> </w:t>
       </w:r>
       <w:r>
+        <w:rPr>
+          <w:color w:val="auto"/>
+        </w:rPr>
         <w:t xml:space="preserve">lần thứ nhất cho </w:t>
       </w:r>
       <w:r>
         <w:rPr>
           <w:bCs/>
-          <w:color w:val="CC0000"/>
+          <w:color w:val="auto"/>
         </w:rPr>
-        <w:t>{ten_xi_nghiep}</w:t>
-      </w:r>
-      <w:r>
-        <w:rPr>
-          <w:bCs/>
-        </w:rPr>
-        <w:t xml:space="preserve"> để triển khai thực hiện gói thầu </w:t>
-      </w:r>
-      <w:r>
-        <w:rPr>
-          <w:bCs/>
-          <w:color w:val="CC0000"/>
-        </w:rPr>
-        <w:t>{ten_goi_thau}</w:t>
-      </w:r>
-      <w:r>
-        <w:rPr>
-          <w:bCs/>
-        </w:rPr>
-        <w:t xml:space="preserve"> đối với các công trình theo kế hoạch ĐTXD năm </w:t>
-      </w:r>
-      <w:r>
-        <w:rPr>
-          <w:bCs/>
-          <w:color w:val="EE0000"/>
-        </w:rPr>
-        <w:t xml:space="preserve">{nam_ke_hoach} </w:t>
-      </w:r>
-      <w:r>
-        <w:rPr>
-          <w:bCs/>
-        </w:rPr>
-        <w:t xml:space="preserve">của </w:t>
-      </w:r>
-      <w:r>
-        <w:rPr>
-          <w:bCs/>
-          <w:color w:val="CC0000"/>
-        </w:rPr>
-        <w:t>{ten_pc_tinh}</w:t>
-      </w:r>
-      <w:r>
-        <w:rPr>
-          <w:bCs/>
-        </w:rPr>
-        <w:t xml:space="preserve"> với số tiền tạm ứng lần 1 cụ thể như sau:</w:t>
+        <w:t>{ten_xi_nghiep} để triển khai thực hiện gói thầu {ten_goi_thau} đối với các công trình theo kế hoạch ĐTXD năm {nam_ke_hoach} của {ten_pc_tinh} với số tiền tạm ứng lần 1 cụ thể như sau:</w:t>
       </w:r>
     </w:p>
     <w:p>
@@ -687,22 +591,23 @@
           <w:numId w:val="10"/>
         </w:numPr>
         <w:spacing w:after="240"/>
+        <w:ind w:left="0" w:firstLine="720"/>
         <w:jc w:val="both"/>
+        <w:rPr>
+          <w:color w:val="auto"/>
+        </w:rPr>
       </w:pPr>
       <w:r>
         <w:rPr>
           <w:b/>
+          <w:color w:val="auto"/>
         </w:rPr>
-        <w:t xml:space="preserve">Bằng số: </w:t>
+        <w:t>Bằng số: {so_tien_tam_ung}</w:t>
       </w:r>
       <w:r>
         <w:rPr>
-          <w:b/>
-          <w:color w:val="CC0000"/>
+          <w:color w:val="auto"/>
         </w:rPr>
-        <w:t>{so_tien_tam_ung}</w:t>
-      </w:r>
-      <w:r>
         <w:t xml:space="preserve"> đồng.</w:t>
       </w:r>
     </w:p>
@@ -714,10 +619,15 @@
           <w:numId w:val="10"/>
         </w:numPr>
         <w:spacing w:after="0"/>
+        <w:ind w:left="0" w:firstLine="720"/>
+        <w:rPr>
+          <w:color w:val="auto"/>
+        </w:rPr>
       </w:pPr>
       <w:r>
         <w:rPr>
           <w:b/>
+          <w:color w:val="auto"/>
         </w:rPr>
         <w:t xml:space="preserve">Bằng chữ: </w:t>
       </w:r>
@@ -725,11 +635,14 @@
         <w:rPr>
           <w:b/>
           <w:i/>
-          <w:color w:val="CC0000"/>
+          <w:color w:val="auto"/>
         </w:rPr>
         <w:t>{so_tien_tam_ung_chu}</w:t>
       </w:r>
       <w:r>
+        <w:rPr>
+          <w:color w:val="auto"/>
+        </w:rPr>
         <w:t>.</w:t>
       </w:r>
     </w:p>
@@ -737,10 +650,14 @@
       <w:pPr>
         <w:spacing w:after="0"/>
         <w:jc w:val="center"/>
+        <w:rPr>
+          <w:color w:val="auto"/>
+        </w:rPr>
       </w:pPr>
       <w:r>
         <w:rPr>
           <w:i/>
+          <w:color w:val="auto"/>
           <w:sz w:val="24"/>
         </w:rPr>
         <w:t>(Chi tiết tại Phụ lục đính kèm theo Quyết định này)</w:t>
@@ -749,160 +666,180 @@
     <w:p>
       <w:pPr>
         <w:spacing w:after="120"/>
+        <w:ind w:firstLine="720"/>
         <w:jc w:val="both"/>
+        <w:rPr>
+          <w:bCs/>
+          <w:color w:val="auto"/>
+        </w:rPr>
       </w:pPr>
       <w:r>
         <w:rPr>
           <w:b/>
+          <w:color w:val="auto"/>
         </w:rPr>
-        <w:t>Điều 2. Nhiệm vụ, thời gian thực hiện và chế độ được hưởng:</w:t>
+        <w:t>Điều 2.</w:t>
+      </w:r>
+      <w:r>
+        <w:rPr>
+          <w:bCs/>
+          <w:color w:val="auto"/>
+        </w:rPr>
+        <w:t xml:space="preserve"> Nhiệm vụ, thời gian thực hiện và chế độ được hưởng:</w:t>
       </w:r>
     </w:p>
     <w:p>
       <w:pPr>
         <w:spacing w:after="80"/>
+        <w:ind w:firstLine="720"/>
         <w:jc w:val="both"/>
+        <w:rPr>
+          <w:color w:val="auto"/>
+        </w:rPr>
       </w:pPr>
       <w:r>
-        <w:t xml:space="preserve">- Yêu cầu </w:t>
+        <w:rPr>
+          <w:color w:val="auto"/>
+        </w:rPr>
+        <w:t xml:space="preserve">- Yêu cầu {ten_xi_nghiep} chủ động phối hợp với {ten_pc_tinh} thống nhất tiến độ triển khai gói thầu; khẩn trương lập bảng tiến độ chi tiết và có văn bản cam kết </w:t>
       </w:r>
       <w:r>
         <w:rPr>
-          <w:color w:val="CC0000"/>
+          <w:color w:val="auto"/>
         </w:rPr>
-        <w:t>{ten_xi_nghiep}</w:t>
-      </w:r>
-      <w:r>
-        <w:t xml:space="preserve"> chủ động phối hợp với </w:t>
-      </w:r>
-      <w:r>
-        <w:rPr>
-          <w:color w:val="CC0000"/>
-        </w:rPr>
-        <w:t>{ten_pc_tinh}</w:t>
-      </w:r>
-      <w:r>
-        <w:t xml:space="preserve"> thống nhất tiến độ triển khai gói thầu; khẩn trương lập bảng tiến độ chi tiết và có văn bản cam kết thực </w:t>
-      </w:r>
-      <w:r>
         <w:lastRenderedPageBreak/>
-        <w:t xml:space="preserve">hiện đúng tiến độ yêu cầu gửi về Công ty trong thời hạn chậm nhất </w:t>
+        <w:t xml:space="preserve">thực hiện đúng tiến độ yêu cầu gửi về Công ty trong thời hạn chậm nhất </w:t>
       </w:r>
       <w:r>
         <w:rPr>
           <w:bCs/>
-          <w:color w:val="EE0000"/>
+          <w:color w:val="auto"/>
         </w:rPr>
-        <w:t xml:space="preserve">05 </w:t>
+        <w:t>05 ngày làm việc</w:t>
       </w:r>
       <w:r>
         <w:rPr>
-          <w:bCs/>
+          <w:color w:val="auto"/>
         </w:rPr>
-        <w:t>ngày làm việc</w:t>
-      </w:r>
-      <w:r>
         <w:t xml:space="preserve"> kể từ ngày Quyết định này được ban hành để làm cơ sở theo dõi, giám sát và triển khai các công việc tiếp theo.</w:t>
       </w:r>
     </w:p>
     <w:p>
       <w:pPr>
         <w:spacing w:after="80"/>
+        <w:ind w:firstLine="720"/>
         <w:jc w:val="both"/>
+        <w:rPr>
+          <w:color w:val="auto"/>
+        </w:rPr>
       </w:pPr>
       <w:r>
-        <w:t xml:space="preserve">- Khẩn trương làm việc với </w:t>
-      </w:r>
-      <w:r>
         <w:rPr>
-          <w:color w:val="CC0000"/>
+          <w:color w:val="auto"/>
         </w:rPr>
-        <w:t>{ten_pc_tinh}</w:t>
-      </w:r>
-      <w:r>
-        <w:t xml:space="preserve"> để thực hiện các thủ tục thương thảo, ký kết hợp đồng; tổ chức thực hiện công tác khảo sát hiện trường, lập hồ sơ Thiết kế đảm bảo chất lượng và đúng tiến độ yêu cầu; tuân thủ các quy định hiện hành của pháp luật, quy định của Tập đoàn Điện lực Việt Nam (EVN) và Tổng công ty Điện lực miền Bắc (EVNNPC).</w:t>
+        <w:t>- Khẩn trương làm việc với {ten_pc_tinh} để thực hiện các thủ tục thương thảo, ký kết hợp đồng; tổ chức thực hiện công tác khảo sát hiện trường, lập hồ sơ Thiết kế đảm bảo chất lượng và đúng tiến độ yêu cầu; tuân thủ các quy định hiện hành của pháp luật, quy định của Tập đoàn Điện lực Việt Nam (EVN) và Tổng công ty Điện lực miền Bắc (EVNNPC).</w:t>
       </w:r>
     </w:p>
     <w:p>
       <w:pPr>
         <w:spacing w:after="80"/>
+        <w:ind w:firstLine="720"/>
         <w:jc w:val="both"/>
+        <w:rPr>
+          <w:color w:val="auto"/>
+        </w:rPr>
       </w:pPr>
       <w:r>
+        <w:rPr>
+          <w:color w:val="auto"/>
+        </w:rPr>
         <w:t>- Thời gian thực hiện:</w:t>
       </w:r>
       <w:r>
         <w:rPr>
           <w:b/>
+          <w:color w:val="auto"/>
         </w:rPr>
         <w:t xml:space="preserve"> </w:t>
       </w:r>
       <w:r>
-        <w:t xml:space="preserve">Hoàn thành toàn bộ công việc theo đúng các mốc thời gian quy định tại các điều khoản của Hợp đồng được ký kết, các yêu cầu bổ sung khác của </w:t>
-      </w:r>
-      <w:r>
         <w:rPr>
-          <w:color w:val="CC0000"/>
+          <w:color w:val="auto"/>
         </w:rPr>
-        <w:t>{ten_pc_tinh}</w:t>
-      </w:r>
-      <w:r>
-        <w:t xml:space="preserve"> và Tổng công ty Điện lực miền Bắc (nếu có).</w:t>
+        <w:t>Hoàn thành toàn bộ công việc theo đúng các mốc thời gian quy định tại các điều khoản của Hợp đồng được ký kết, các yêu cầu bổ sung khác của {ten_pc_tinh} và Tổng công ty Điện lực miền Bắc (nếu có).</w:t>
       </w:r>
     </w:p>
     <w:p>
       <w:pPr>
         <w:spacing w:after="240"/>
+        <w:ind w:firstLine="720"/>
         <w:jc w:val="both"/>
+        <w:rPr>
+          <w:color w:val="auto"/>
+        </w:rPr>
       </w:pPr>
       <w:r>
+        <w:rPr>
+          <w:color w:val="auto"/>
+        </w:rPr>
         <w:t>- Chế độ tài chính và chi phí:</w:t>
       </w:r>
       <w:r>
         <w:rPr>
           <w:b/>
+          <w:color w:val="auto"/>
         </w:rPr>
         <w:t xml:space="preserve"> </w:t>
       </w:r>
       <w:r>
+        <w:rPr>
+          <w:color w:val="auto"/>
+        </w:rPr>
         <w:t>Căn cứ vào giá trị Hợp đồng chính thức được ký kết giữa hai bên, Xí nghiệp thực hiện hạch toán chi phí nội bộ và phân phối tiền lương được hưởng theo đúng quy định tại Quy chế quản lý tài chính và phân phối tiền lương hiện hành của Công ty Dịch vụ Điện lực miền Bắc.</w:t>
       </w:r>
     </w:p>
     <w:p>
       <w:pPr>
         <w:spacing w:after="240"/>
+        <w:ind w:firstLine="720"/>
         <w:jc w:val="both"/>
+        <w:rPr>
+          <w:color w:val="auto"/>
+        </w:rPr>
       </w:pPr>
       <w:r>
         <w:rPr>
           <w:b/>
+          <w:color w:val="auto"/>
         </w:rPr>
         <w:t xml:space="preserve">Điều 3. </w:t>
       </w:r>
       <w:r>
-        <w:t>Các Ông</w:t>
+        <w:rPr>
+          <w:bCs/>
+          <w:color w:val="auto"/>
+        </w:rPr>
+        <w:t>{</w:t>
       </w:r>
       <w:r>
-        <w:t>/Bà</w:t>
-      </w:r>
-      <w:r>
-        <w:t xml:space="preserve">: Trưởng các Phòng chức năng Công ty có liên quan (Kinh doanh, Tài chính - Kế toán, Kỹ thuật - An toàn), {danh_xung_gd_xn} Giám đốc </w:t>
+        <w:rPr>
+          <w:color w:val="auto"/>
+        </w:rPr>
+        <w:t xml:space="preserve">danh_xung_gd_xn} Giám đốc </w:t>
       </w:r>
       <w:r>
         <w:rPr>
           <w:bCs/>
-          <w:color w:val="CC0000"/>
+          <w:color w:val="auto"/>
         </w:rPr>
-        <w:t>{ten_xi_nghiep}</w:t>
+        <w:t xml:space="preserve">{ten_xi_nghiep} </w:t>
       </w:r>
       <w:r>
         <w:rPr>
           <w:bCs/>
+          <w:color w:val="auto"/>
         </w:rPr>
-        <w:t xml:space="preserve"> căn</w:t>
-      </w:r>
-      <w:r>
-        <w:t xml:space="preserve"> cứ Quyết định thi hành./.</w:t>
+        <w:t>và Trưởng các phòng chức năng Công ty có liên quan căn cứ quyết định thi hành./.</w:t>
       </w:r>
     </w:p>
     <w:tbl>
@@ -927,6 +864,7 @@
             <w:pPr>
               <w:spacing w:after="80"/>
               <w:rPr>
+                <w:color w:val="auto"/>
                 <w:sz w:val="24"/>
                 <w:szCs w:val="24"/>
               </w:rPr>
@@ -935,6 +873,7 @@
               <w:rPr>
                 <w:b/>
                 <w:i/>
+                <w:color w:val="auto"/>
                 <w:sz w:val="24"/>
                 <w:szCs w:val="24"/>
               </w:rPr>
@@ -944,10 +883,13 @@
           <w:p>
             <w:pPr>
               <w:spacing w:after="40" w:line="252" w:lineRule="auto"/>
-              <w:ind w:left="144"/>
+              <w:rPr>
+                <w:color w:val="auto"/>
+              </w:rPr>
             </w:pPr>
             <w:r>
               <w:rPr>
+                <w:color w:val="auto"/>
                 <w:sz w:val="22"/>
               </w:rPr>
               <w:t>- Như Điều 3;</w:t>
@@ -956,10 +898,13 @@
           <w:p>
             <w:pPr>
               <w:spacing w:after="40" w:line="252" w:lineRule="auto"/>
-              <w:ind w:left="144"/>
+              <w:rPr>
+                <w:color w:val="auto"/>
+              </w:rPr>
             </w:pPr>
             <w:r>
               <w:rPr>
+                <w:color w:val="auto"/>
                 <w:sz w:val="22"/>
               </w:rPr>
               <w:t>- Ban Giám đốc Công ty (để c/đ);</w:t>
@@ -968,22 +913,27 @@
           <w:p>
             <w:pPr>
               <w:spacing w:after="40" w:line="252" w:lineRule="auto"/>
-              <w:ind w:left="144"/>
+              <w:rPr>
+                <w:color w:val="auto"/>
+              </w:rPr>
             </w:pPr>
             <w:r>
               <w:rPr>
+                <w:color w:val="auto"/>
                 <w:sz w:val="22"/>
               </w:rPr>
               <w:t>- Các phòng: KD, TCKT, KT</w:t>
             </w:r>
             <w:r>
               <w:rPr>
+                <w:color w:val="auto"/>
                 <w:sz w:val="22"/>
               </w:rPr>
               <w:t>-</w:t>
             </w:r>
             <w:r>
               <w:rPr>
+                <w:color w:val="auto"/>
                 <w:sz w:val="22"/>
               </w:rPr>
               <w:t>AT;</w:t>
@@ -992,10 +942,13 @@
           <w:p>
             <w:pPr>
               <w:spacing w:after="40" w:line="252" w:lineRule="auto"/>
-              <w:ind w:left="144"/>
+              <w:rPr>
+                <w:color w:val="auto"/>
+              </w:rPr>
             </w:pPr>
             <w:r>
               <w:rPr>
+                <w:color w:val="auto"/>
                 <w:sz w:val="22"/>
               </w:rPr>
               <w:t>- {ten_xi_nghiep};</w:t>
@@ -1004,10 +957,13 @@
           <w:p>
             <w:pPr>
               <w:spacing w:after="40" w:line="252" w:lineRule="auto"/>
-              <w:ind w:left="144"/>
+              <w:rPr>
+                <w:color w:val="auto"/>
+              </w:rPr>
             </w:pPr>
             <w:r>
               <w:rPr>
+                <w:color w:val="auto"/>
                 <w:sz w:val="22"/>
               </w:rPr>
               <w:t>- Lưu: VT, KD.</w:t>
@@ -1023,12 +979,14 @@
               <w:spacing w:after="0"/>
               <w:jc w:val="center"/>
               <w:rPr>
+                <w:color w:val="auto"/>
                 <w:szCs w:val="26"/>
               </w:rPr>
             </w:pPr>
             <w:r>
               <w:rPr>
                 <w:b/>
+                <w:color w:val="auto"/>
                 <w:szCs w:val="26"/>
               </w:rPr>
               <w:t>GIÁM ĐỐC</w:t>
@@ -1036,6 +994,7 @@
             <w:r>
               <w:rPr>
                 <w:b/>
+                <w:color w:val="auto"/>
                 <w:szCs w:val="26"/>
               </w:rPr>
               <w:br/>
@@ -1046,6 +1005,7 @@
               <w:spacing w:after="0"/>
               <w:jc w:val="center"/>
               <w:rPr>
+                <w:color w:val="auto"/>
                 <w:szCs w:val="26"/>
               </w:rPr>
             </w:pPr>
@@ -1055,6 +1015,7 @@
               <w:spacing w:after="0"/>
               <w:jc w:val="center"/>
               <w:rPr>
+                <w:color w:val="auto"/>
                 <w:szCs w:val="26"/>
               </w:rPr>
             </w:pPr>
@@ -1064,6 +1025,7 @@
               <w:spacing w:after="0"/>
               <w:jc w:val="center"/>
               <w:rPr>
+                <w:color w:val="auto"/>
                 <w:szCs w:val="26"/>
               </w:rPr>
             </w:pPr>
@@ -1073,6 +1035,7 @@
               <w:spacing w:after="0"/>
               <w:jc w:val="center"/>
               <w:rPr>
+                <w:color w:val="auto"/>
                 <w:szCs w:val="26"/>
               </w:rPr>
             </w:pPr>
@@ -1083,6 +1046,7 @@
               <w:jc w:val="center"/>
               <w:rPr>
                 <w:b/>
+                <w:color w:val="auto"/>
                 <w:szCs w:val="26"/>
               </w:rPr>
             </w:pPr>
@@ -1093,6 +1057,7 @@
               <w:jc w:val="center"/>
               <w:rPr>
                 <w:b/>
+                <w:color w:val="auto"/>
                 <w:szCs w:val="26"/>
               </w:rPr>
             </w:pPr>
@@ -1101,10 +1066,14 @@
             <w:pPr>
               <w:spacing w:after="0"/>
               <w:jc w:val="center"/>
+              <w:rPr>
+                <w:color w:val="auto"/>
+              </w:rPr>
             </w:pPr>
             <w:r>
               <w:rPr>
                 <w:b/>
+                <w:color w:val="auto"/>
                 <w:szCs w:val="26"/>
               </w:rPr>
               <w:t>Nguyễn Quang Quân</w:t>
@@ -1115,6 +1084,9 @@
     </w:tbl>
     <w:p>
       <w:pPr>
+        <w:rPr>
+          <w:color w:val="auto"/>
+        </w:rPr>
         <w:sectPr>
           <w:pgSz w:w="11909" w:h="16834" w:orient="landscape"/>
           <w:pgMar w:top="1134" w:right="1134" w:bottom="1134" w:left="1701" w:header="720" w:footer="720" w:gutter="0"/>
@@ -1183,10 +1155,14 @@
       <w:pPr>
         <w:spacing w:before="240" w:after="120"/>
         <w:jc w:val="right"/>
+        <w:rPr>
+          <w:color w:val="auto"/>
+        </w:rPr>
       </w:pPr>
       <w:r>
         <w:rPr>
           <w:i/>
+          <w:color w:val="auto"/>
           <w:sz w:val="22"/>
         </w:rPr>
         <w:t>Đơn vị tính: đồng</w:t>
@@ -1439,12 +1415,14 @@
             <w:pPr>
               <w:jc w:val="center"/>
               <w:rPr>
+                <w:color w:val="auto"/>
                 <w:sz w:val="22"/>
               </w:rPr>
             </w:pPr>
             <w:r>
               <w:rPr>
                 <w:b/>
+                <w:color w:val="auto"/>
                 <w:sz w:val="22"/>
               </w:rPr>
               <w:t>TỔNG CỘNG</w:t>
@@ -1466,13 +1444,14 @@
             <w:pPr>
               <w:jc w:val="right"/>
               <w:rPr>
+                <w:color w:val="auto"/>
                 <w:sz w:val="22"/>
               </w:rPr>
             </w:pPr>
             <w:r>
               <w:rPr>
                 <w:b/>
-                <w:color w:val="CC0000"/>
+                <w:color w:val="auto"/>
                 <w:sz w:val="22"/>
               </w:rPr>
               <w:t>{tong_tmdt}</w:t>
@@ -1494,13 +1473,14 @@
             <w:pPr>
               <w:jc w:val="right"/>
               <w:rPr>
+                <w:color w:val="auto"/>
                 <w:sz w:val="22"/>
               </w:rPr>
             </w:pPr>
             <w:r>
               <w:rPr>
                 <w:b/>
-                <w:color w:val="CC0000"/>
+                <w:color w:val="auto"/>
                 <w:sz w:val="22"/>
               </w:rPr>
               <w:t>{tong_gia_tri_hd}</w:t>
@@ -1522,13 +1502,14 @@
             <w:pPr>
               <w:jc w:val="right"/>
               <w:rPr>
+                <w:color w:val="auto"/>
                 <w:sz w:val="22"/>
               </w:rPr>
             </w:pPr>
             <w:r>
               <w:rPr>
                 <w:b/>
-                <w:color w:val="CC0000"/>
+                <w:color w:val="auto"/>
                 <w:sz w:val="22"/>
               </w:rPr>
               <w:t>{tong_chi_phi_l1}</w:t>
@@ -1550,12 +1531,14 @@
             <w:pPr>
               <w:jc w:val="center"/>
               <w:rPr>
+                <w:color w:val="auto"/>
                 <w:sz w:val="22"/>
               </w:rPr>
             </w:pPr>
             <w:r>
               <w:rPr>
                 <w:b/>
+                <w:color w:val="auto"/>
                 <w:sz w:val="22"/>
               </w:rPr>
               <w:t>-</w:t>
@@ -1583,11 +1566,13 @@
               <w:spacing w:after="40" w:line="276" w:lineRule="auto"/>
               <w:jc w:val="center"/>
               <w:rPr>
+                <w:color w:val="auto"/>
                 <w:sz w:val="22"/>
               </w:rPr>
             </w:pPr>
             <w:r>
               <w:rPr>
+                <w:color w:val="auto"/>
                 <w:sz w:val="22"/>
               </w:rPr>
               <w:t>{#cong_trinh}{stt}</w:t>
@@ -1610,13 +1595,14 @@
               <w:spacing w:after="40" w:line="276" w:lineRule="auto"/>
               <w:rPr>
                 <w:iCs/>
+                <w:color w:val="auto"/>
                 <w:sz w:val="22"/>
               </w:rPr>
             </w:pPr>
             <w:r>
               <w:rPr>
                 <w:iCs/>
-                <w:color w:val="CC0000"/>
+                <w:color w:val="auto"/>
                 <w:sz w:val="22"/>
               </w:rPr>
               <w:t>{ct_ten}</w:t>
@@ -1624,7 +1610,7 @@
             <w:r>
               <w:rPr>
                 <w:iCs/>
-                <w:color w:val="CC0000"/>
+                <w:color w:val="auto"/>
                 <w:sz w:val="22"/>
               </w:rPr>
               <w:br/>
@@ -1648,13 +1634,14 @@
               <w:jc w:val="both"/>
               <w:rPr>
                 <w:iCs/>
+                <w:color w:val="auto"/>
                 <w:sz w:val="22"/>
               </w:rPr>
             </w:pPr>
             <w:r>
               <w:rPr>
                 <w:iCs/>
-                <w:color w:val="CC0000"/>
+                <w:color w:val="auto"/>
                 <w:sz w:val="22"/>
               </w:rPr>
               <w:t>{ct_quy_mo}</w:t>
@@ -1678,13 +1665,14 @@
               <w:jc w:val="right"/>
               <w:rPr>
                 <w:iCs/>
+                <w:color w:val="auto"/>
                 <w:sz w:val="22"/>
               </w:rPr>
             </w:pPr>
             <w:r>
               <w:rPr>
                 <w:iCs/>
-                <w:color w:val="CC0000"/>
+                <w:color w:val="auto"/>
                 <w:sz w:val="22"/>
               </w:rPr>
               <w:t>{ct_tmdt}</w:t>
@@ -1708,13 +1696,14 @@
               <w:jc w:val="right"/>
               <w:rPr>
                 <w:iCs/>
+                <w:color w:val="auto"/>
                 <w:sz w:val="22"/>
               </w:rPr>
             </w:pPr>
             <w:r>
               <w:rPr>
                 <w:iCs/>
-                <w:color w:val="CC0000"/>
+                <w:color w:val="auto"/>
                 <w:sz w:val="22"/>
               </w:rPr>
               <w:t>{ct_gia_tri_hd}</w:t>
@@ -1738,13 +1727,14 @@
               <w:jc w:val="right"/>
               <w:rPr>
                 <w:iCs/>
+                <w:color w:val="auto"/>
                 <w:sz w:val="22"/>
               </w:rPr>
             </w:pPr>
             <w:r>
               <w:rPr>
                 <w:iCs/>
-                <w:color w:val="CC0000"/>
+                <w:color w:val="auto"/>
                 <w:sz w:val="22"/>
               </w:rPr>
               <w:t>{ct_chi_phi_l1}</w:t>
@@ -1768,13 +1758,14 @@
               <w:jc w:val="center"/>
               <w:rPr>
                 <w:iCs/>
+                <w:color w:val="auto"/>
                 <w:sz w:val="22"/>
               </w:rPr>
             </w:pPr>
             <w:r>
               <w:rPr>
                 <w:iCs/>
-                <w:color w:val="CC0000"/>
+                <w:color w:val="auto"/>
                 <w:sz w:val="22"/>
               </w:rPr>
               <w:t>{ct_tien_do}{/cong_trinh}</w:t>
@@ -1788,6 +1779,9 @@
         <w:spacing w:after="40"/>
         <w:ind w:left="288"/>
         <w:jc w:val="both"/>
+        <w:rPr>
+          <w:color w:val="auto"/>
+        </w:rPr>
       </w:pPr>
     </w:p>
     <w:sectPr>

--- a/public/templates/qd-giao-nhiem-vu-tvtk_tha.docx
+++ b/public/templates/qd-giao-nhiem-vu-tvtk_tha.docx
@@ -134,7 +134,7 @@
                 </mc:Choice>
                 <mc:Fallback>
                   <w:pict>
-                    <v:line w14:anchorId="1C9BBEF3" id="Straight Connector 1" o:spid="_x0000_s1026" style="position:absolute;z-index:251656192;visibility:visible;mso-wrap-style:square;mso-wrap-distance-left:9pt;mso-wrap-distance-top:0;mso-wrap-distance-right:9pt;mso-wrap-distance-bottom:0;mso-position-horizontal:center;mso-position-horizontal-relative:margin;mso-position-vertical:absolute;mso-position-vertical-relative:text" from="0,14.7pt" to="105.75pt,14.7pt" o:gfxdata="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" strokecolor="black [3040]" strokeweight=".5pt">
+                    <v:line w14:anchorId="77069F82" id="Straight Connector 1" o:spid="_x0000_s1026" style="position:absolute;z-index:251656192;visibility:visible;mso-wrap-style:square;mso-wrap-distance-left:9pt;mso-wrap-distance-top:0;mso-wrap-distance-right:9pt;mso-wrap-distance-bottom:0;mso-position-horizontal:center;mso-position-horizontal-relative:margin;mso-position-vertical:absolute;mso-position-vertical-relative:text" from="0,14.7pt" to="105.75pt,14.7pt" o:gfxdata="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" strokecolor="black [3040]" strokeweight=".5pt">
                       <w10:wrap anchorx="margin"/>
                     </v:line>
                   </w:pict>
@@ -262,7 +262,7 @@
                 </mc:Choice>
                 <mc:Fallback>
                   <w:pict>
-                    <v:line w14:anchorId="21559DA8" id="Straight Connector 2" o:spid="_x0000_s1026" style="position:absolute;z-index:251660288;visibility:visible;mso-wrap-style:square;mso-width-percent:0;mso-wrap-distance-left:9pt;mso-wrap-distance-top:0;mso-wrap-distance-right:9pt;mso-wrap-distance-bottom:0;mso-position-horizontal:absolute;mso-position-horizontal-relative:margin;mso-position-vertical:absolute;mso-position-vertical-relative:text;mso-width-percent:0;mso-width-relative:margin" from="41.4pt,14.85pt" to="188.65pt,14.85pt" o:gfxdata="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" strokecolor="black [3040]" strokeweight=".5pt">
+                    <v:line w14:anchorId="39FA0F3E" id="Straight Connector 2" o:spid="_x0000_s1026" style="position:absolute;z-index:251660288;visibility:visible;mso-wrap-style:square;mso-width-percent:0;mso-wrap-distance-left:9pt;mso-wrap-distance-top:0;mso-wrap-distance-right:9pt;mso-wrap-distance-bottom:0;mso-position-horizontal:absolute;mso-position-horizontal-relative:margin;mso-position-vertical:absolute;mso-position-vertical-relative:text;mso-width-percent:0;mso-width-relative:margin" from="41.4pt,14.85pt" to="188.65pt,14.85pt" o:gfxdata="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" strokecolor="black [3040]" strokeweight=".5pt">
                       <w10:wrap anchorx="margin"/>
                     </v:line>
                   </w:pict>
@@ -907,51 +907,7 @@
                 <w:color w:val="auto"/>
                 <w:sz w:val="22"/>
               </w:rPr>
-              <w:t>- Ban Giám đốc Công ty (để c/đ);</w:t>
-            </w:r>
-          </w:p>
-          <w:p>
-            <w:pPr>
-              <w:spacing w:after="40" w:line="252" w:lineRule="auto"/>
-              <w:rPr>
-                <w:color w:val="auto"/>
-              </w:rPr>
-            </w:pPr>
-            <w:r>
-              <w:rPr>
-                <w:color w:val="auto"/>
-                <w:sz w:val="22"/>
-              </w:rPr>
-              <w:t>- Các phòng: KD, TCKT, KT</w:t>
-            </w:r>
-            <w:r>
-              <w:rPr>
-                <w:color w:val="auto"/>
-                <w:sz w:val="22"/>
-              </w:rPr>
-              <w:t>-</w:t>
-            </w:r>
-            <w:r>
-              <w:rPr>
-                <w:color w:val="auto"/>
-                <w:sz w:val="22"/>
-              </w:rPr>
-              <w:t>AT;</w:t>
-            </w:r>
-          </w:p>
-          <w:p>
-            <w:pPr>
-              <w:spacing w:after="40" w:line="252" w:lineRule="auto"/>
-              <w:rPr>
-                <w:color w:val="auto"/>
-              </w:rPr>
-            </w:pPr>
-            <w:r>
-              <w:rPr>
-                <w:color w:val="auto"/>
-                <w:sz w:val="22"/>
-              </w:rPr>
-              <w:t>- {ten_xi_nghiep};</w:t>
+              <w:t>- Ban Giám đốc (để c/đ);</w:t>
             </w:r>
           </w:p>
           <w:p>
